--- a/06_산출물_문서/2계층_절차서/QP-703_역량_교육훈련_관리.docx
+++ b/06_산출물_문서/2계층_절차서/QP-703_역량_교육훈련_관리.docx
@@ -270,11 +270,11 @@
     </w:p>
     <w:tbl>
       <w:tblPr>
-        <w:tblW w:w="8788" w:type="dxa"/>
         <w:tblCellMar>
           <w:left w:w="108" w:type="dxa"/>
           <w:right w:w="108" w:type="dxa"/>
         </w:tblCellMar>
+        <w:tblW w:w="8788" w:type="dxa"/>
         <w:tblBorders>
           <w:top w:val="single" w:sz="4" w:color="2E74B5" w:space="0"/>
           <w:left w:val="single" w:sz="4" w:color="2E74B5" w:space="0"/>
@@ -294,13 +294,13 @@
         <w:tc>
           <w:tcPr>
             <w:tcW w:w="1500" w:type="dxa"/>
-            <w:shd w:val="clear" w:color="auto" w:fill="D9D9D9"/>
-            <w:tcMar>
-              <w:top w:w="60" w:type="dxa"/>
-              <w:left w:w="120" w:type="dxa"/>
-              <w:bottom w:w="60" w:type="dxa"/>
-              <w:right w:w="120" w:type="dxa"/>
-            </w:tcMar>
+            <w:tcMar>
+              <w:top w:w="60" w:type="dxa"/>
+              <w:left w:w="120" w:type="dxa"/>
+              <w:bottom w:w="60" w:type="dxa"/>
+              <w:right w:w="120" w:type="dxa"/>
+            </w:tcMar>
+            <w:shd w:val="clear" w:color="auto" w:fill="DEEAF1"/>
           </w:tcPr>
           <w:p>
             <w:pPr>
@@ -320,13 +320,13 @@
         <w:tc>
           <w:tcPr>
             <w:tcW w:w="2800" w:type="dxa"/>
-            <w:shd w:val="clear" w:color="auto" w:fill="D9D9D9"/>
-            <w:tcMar>
-              <w:top w:w="60" w:type="dxa"/>
-              <w:left w:w="120" w:type="dxa"/>
-              <w:bottom w:w="60" w:type="dxa"/>
-              <w:right w:w="120" w:type="dxa"/>
-            </w:tcMar>
+            <w:tcMar>
+              <w:top w:w="60" w:type="dxa"/>
+              <w:left w:w="120" w:type="dxa"/>
+              <w:bottom w:w="60" w:type="dxa"/>
+              <w:right w:w="120" w:type="dxa"/>
+            </w:tcMar>
+            <w:shd w:val="clear" w:color="auto" w:fill="DEEAF1"/>
           </w:tcPr>
           <w:p>
             <w:pPr>
@@ -346,13 +346,13 @@
         <w:tc>
           <w:tcPr>
             <w:tcW w:w="2000" w:type="dxa"/>
-            <w:shd w:val="clear" w:color="auto" w:fill="D9D9D9"/>
-            <w:tcMar>
-              <w:top w:w="60" w:type="dxa"/>
-              <w:left w:w="120" w:type="dxa"/>
-              <w:bottom w:w="60" w:type="dxa"/>
-              <w:right w:w="120" w:type="dxa"/>
-            </w:tcMar>
+            <w:tcMar>
+              <w:top w:w="60" w:type="dxa"/>
+              <w:left w:w="120" w:type="dxa"/>
+              <w:bottom w:w="60" w:type="dxa"/>
+              <w:right w:w="120" w:type="dxa"/>
+            </w:tcMar>
+            <w:shd w:val="clear" w:color="auto" w:fill="DEEAF1"/>
           </w:tcPr>
           <w:p>
             <w:pPr>
@@ -372,13 +372,13 @@
         <w:tc>
           <w:tcPr>
             <w:tcW w:w="2488" w:type="dxa"/>
-            <w:shd w:val="clear" w:color="auto" w:fill="D9D9D9"/>
-            <w:tcMar>
-              <w:top w:w="60" w:type="dxa"/>
-              <w:left w:w="120" w:type="dxa"/>
-              <w:bottom w:w="60" w:type="dxa"/>
-              <w:right w:w="120" w:type="dxa"/>
-            </w:tcMar>
+            <w:tcMar>
+              <w:top w:w="60" w:type="dxa"/>
+              <w:left w:w="120" w:type="dxa"/>
+              <w:bottom w:w="60" w:type="dxa"/>
+              <w:right w:w="120" w:type="dxa"/>
+            </w:tcMar>
+            <w:shd w:val="clear" w:color="auto" w:fill="DEEAF1"/>
           </w:tcPr>
           <w:p>
             <w:pPr>
@@ -1127,7 +1127,7 @@
         </w:trPr>
         <w:tc>
           <w:tcPr>
-            <w:tcW w:w="2460" w:type="dxa"/>
+            <w:tcW w:w="2203" w:type="dxa"/>
             <w:tcMar>
               <w:top w:w="60" w:type="dxa"/>
               <w:left w:w="120" w:type="dxa"/>
@@ -1148,7 +1148,7 @@
         </w:tc>
         <w:tc>
           <w:tcPr>
-            <w:tcW w:w="6328" w:type="dxa"/>
+            <w:tcW w:w="6585" w:type="dxa"/>
             <w:tcMar>
               <w:top w:w="60" w:type="dxa"/>
               <w:left w:w="120" w:type="dxa"/>
@@ -1170,9 +1170,7 @@
       </w:tr>
       <w:tr>
         <w:tc>
-          <w:tcPr>
-            <w:tcW w:w="2460" w:type="dxa"/>
-          </w:tcPr>
+          <w:tcPr/>
           <w:p>
             <w:pPr>
               <w:pStyle w:val="Compact"/>
@@ -1184,7 +1182,7 @@
         </w:tc>
         <w:tc>
           <w:tcPr>
-            <w:tcW w:w="6328" w:type="dxa"/>
+            <w:tcW w:w="6585" w:type="dxa"/>
             <w:tcMar>
               <w:top w:w="60" w:type="dxa"/>
               <w:left w:w="120" w:type="dxa"/>
@@ -1217,6 +1215,7 @@
         </w:tc>
         <w:tc>
           <w:tcPr>
+            <w:tcW w:w="6585" w:type="dxa"/>
             <w:tcMar>
               <w:top w:w="60" w:type="dxa"/>
               <w:left w:w="120" w:type="dxa"/>
@@ -1248,9 +1247,7 @@
           </w:p>
         </w:tc>
         <w:tc>
-          <w:tcPr>
-            <w:tcW w:w="6328" w:type="dxa"/>
-          </w:tcPr>
+          <w:tcPr/>
           <w:p>
             <w:pPr>
               <w:pStyle w:val="Compact"/>
@@ -1263,19 +1260,10 @@
       </w:tr>
       <w:tr>
         <w:tc>
-          <w:tcPr>
-            <w:tcW w:w="2460" w:type="dxa"/>
-            <w:tcMar>
-              <w:top w:w="60" w:type="dxa"/>
-              <w:left w:w="120" w:type="dxa"/>
-              <w:bottom w:w="60" w:type="dxa"/>
-              <w:right w:w="120" w:type="dxa"/>
-            </w:tcMar>
-          </w:tcPr>
-          <w:p>
-            <w:pPr>
-              <w:pStyle w:val="Compact"/>
-              <w:wordWrap w:val="1"/>
+          <w:tcPr/>
+          <w:p>
+            <w:pPr>
+              <w:pStyle w:val="Compact"/>
             </w:pPr>
             <w:r>
               <w:t xml:space="preserve">특수공정 인원</w:t>
@@ -1283,10 +1271,19 @@
           </w:p>
         </w:tc>
         <w:tc>
-          <w:tcPr/>
-          <w:p>
-            <w:pPr>
-              <w:pStyle w:val="Compact"/>
+          <w:tcPr>
+            <w:tcW w:w="6585" w:type="dxa"/>
+            <w:tcMar>
+              <w:top w:w="60" w:type="dxa"/>
+              <w:left w:w="120" w:type="dxa"/>
+              <w:bottom w:w="60" w:type="dxa"/>
+              <w:right w:w="120" w:type="dxa"/>
+            </w:tcMar>
+          </w:tcPr>
+          <w:p>
+            <w:pPr>
+              <w:pStyle w:val="Compact"/>
+              <w:wordWrap w:val="1"/>
             </w:pPr>
             <w:r>
               <w:t xml:space="preserve">용접사, NDT 검사원, 열처리 작업자, 도금 작업자 등</w:t>
@@ -1320,18 +1317,10 @@
       </w:tr>
       <w:tr>
         <w:tc>
-          <w:tcPr>
-            <w:tcMar>
-              <w:top w:w="60" w:type="dxa"/>
-              <w:left w:w="120" w:type="dxa"/>
-              <w:bottom w:w="60" w:type="dxa"/>
-              <w:right w:w="120" w:type="dxa"/>
-            </w:tcMar>
-          </w:tcPr>
-          <w:p>
-            <w:pPr>
-              <w:pStyle w:val="Compact"/>
-              <w:wordWrap w:val="1"/>
+          <w:tcPr/>
+          <w:p>
+            <w:pPr>
+              <w:pStyle w:val="Compact"/>
             </w:pPr>
             <w:r>
               <w:t xml:space="preserve">검사원</w:t>
@@ -1339,18 +1328,10 @@
           </w:p>
         </w:tc>
         <w:tc>
-          <w:tcPr>
-            <w:tcMar>
-              <w:top w:w="60" w:type="dxa"/>
-              <w:left w:w="120" w:type="dxa"/>
-              <w:bottom w:w="60" w:type="dxa"/>
-              <w:right w:w="120" w:type="dxa"/>
-            </w:tcMar>
-          </w:tcPr>
-          <w:p>
-            <w:pPr>
-              <w:pStyle w:val="Compact"/>
-              <w:wordWrap w:val="1"/>
+          <w:tcPr/>
+          <w:p>
+            <w:pPr>
+              <w:pStyle w:val="Compact"/>
             </w:pPr>
             <w:r>
               <w:t xml:space="preserve">수입/공정/최종/FAI 검사 수행 인원</w:t>
@@ -1393,7 +1374,7 @@
         </w:trPr>
         <w:tc>
           <w:tcPr>
-            <w:tcW w:w="2460" w:type="dxa"/>
+            <w:tcW w:w="2670" w:type="dxa"/>
             <w:tcMar>
               <w:top w:w="60" w:type="dxa"/>
               <w:left w:w="120" w:type="dxa"/>
@@ -1414,7 +1395,7 @@
         </w:tc>
         <w:tc>
           <w:tcPr>
-            <w:tcW w:w="6328" w:type="dxa"/>
+            <w:tcW w:w="6118" w:type="dxa"/>
             <w:tcMar>
               <w:top w:w="60" w:type="dxa"/>
               <w:left w:w="120" w:type="dxa"/>
@@ -1436,9 +1417,7 @@
       </w:tr>
       <w:tr>
         <w:tc>
-          <w:tcPr>
-            <w:tcW w:w="2460" w:type="dxa"/>
-          </w:tcPr>
+          <w:tcPr/>
           <w:p>
             <w:pPr>
               <w:pStyle w:val="Compact"/>
@@ -1450,7 +1429,7 @@
         </w:tc>
         <w:tc>
           <w:tcPr>
-            <w:tcW w:w="6328" w:type="dxa"/>
+            <w:tcW w:w="6118" w:type="dxa"/>
             <w:tcMar>
               <w:top w:w="60" w:type="dxa"/>
               <w:left w:w="120" w:type="dxa"/>
@@ -1483,6 +1462,7 @@
         </w:tc>
         <w:tc>
           <w:tcPr>
+            <w:tcW w:w="6118" w:type="dxa"/>
             <w:tcMar>
               <w:top w:w="60" w:type="dxa"/>
               <w:left w:w="120" w:type="dxa"/>
@@ -1514,9 +1494,7 @@
           </w:p>
         </w:tc>
         <w:tc>
-          <w:tcPr>
-            <w:tcW w:w="6328" w:type="dxa"/>
-          </w:tcPr>
+          <w:tcPr/>
           <w:p>
             <w:pPr>
               <w:pStyle w:val="Compact"/>
@@ -1529,19 +1507,10 @@
       </w:tr>
       <w:tr>
         <w:tc>
-          <w:tcPr>
-            <w:tcW w:w="2460" w:type="dxa"/>
-            <w:tcMar>
-              <w:top w:w="60" w:type="dxa"/>
-              <w:left w:w="120" w:type="dxa"/>
-              <w:bottom w:w="60" w:type="dxa"/>
-              <w:right w:w="120" w:type="dxa"/>
-            </w:tcMar>
-          </w:tcPr>
-          <w:p>
-            <w:pPr>
-              <w:pStyle w:val="Compact"/>
-              <w:wordWrap w:val="1"/>
+          <w:tcPr/>
+          <w:p>
+            <w:pPr>
+              <w:pStyle w:val="Compact"/>
             </w:pPr>
             <w:r>
               <w:t xml:space="preserve">NAS 410 / EN 4179</w:t>
@@ -1549,10 +1518,19 @@
           </w:p>
         </w:tc>
         <w:tc>
-          <w:tcPr/>
-          <w:p>
-            <w:pPr>
-              <w:pStyle w:val="Compact"/>
+          <w:tcPr>
+            <w:tcW w:w="6118" w:type="dxa"/>
+            <w:tcMar>
+              <w:top w:w="60" w:type="dxa"/>
+              <w:left w:w="120" w:type="dxa"/>
+              <w:bottom w:w="60" w:type="dxa"/>
+              <w:right w:w="120" w:type="dxa"/>
+            </w:tcMar>
+          </w:tcPr>
+          <w:p>
+            <w:pPr>
+              <w:pStyle w:val="Compact"/>
+              <w:wordWrap w:val="1"/>
             </w:pPr>
             <w:r>
               <w:t xml:space="preserve">비파괴검사 인원 자격 인증</w:t>
@@ -1610,18 +1588,10 @@
       </w:tr>
       <w:tr>
         <w:tc>
-          <w:tcPr>
-            <w:tcMar>
-              <w:top w:w="60" w:type="dxa"/>
-              <w:left w:w="120" w:type="dxa"/>
-              <w:bottom w:w="60" w:type="dxa"/>
-              <w:right w:w="120" w:type="dxa"/>
-            </w:tcMar>
-          </w:tcPr>
-          <w:p>
-            <w:pPr>
-              <w:pStyle w:val="Compact"/>
-              <w:wordWrap w:val="1"/>
+          <w:tcPr/>
+          <w:p>
+            <w:pPr>
+              <w:pStyle w:val="Compact"/>
             </w:pPr>
             <w:r>
               <w:t xml:space="preserve">QP-502</w:t>
@@ -1629,18 +1599,10 @@
           </w:p>
         </w:tc>
         <w:tc>
-          <w:tcPr>
-            <w:tcMar>
-              <w:top w:w="60" w:type="dxa"/>
-              <w:left w:w="120" w:type="dxa"/>
-              <w:bottom w:w="60" w:type="dxa"/>
-              <w:right w:w="120" w:type="dxa"/>
-            </w:tcMar>
-          </w:tcPr>
-          <w:p>
-            <w:pPr>
-              <w:pStyle w:val="Compact"/>
-              <w:wordWrap w:val="1"/>
+          <w:tcPr/>
+          <w:p>
+            <w:pPr>
+              <w:pStyle w:val="Compact"/>
             </w:pPr>
             <w:r>
               <w:t xml:space="preserve">조직 역할/책임/권한 관리 절차</w:t>
@@ -1684,7 +1646,7 @@
         </w:trPr>
         <w:tc>
           <w:tcPr>
-            <w:tcW w:w="2460" w:type="dxa"/>
+            <w:tcW w:w="3000" w:type="dxa"/>
             <w:tcMar>
               <w:top w:w="60" w:type="dxa"/>
               <w:left w:w="120" w:type="dxa"/>
@@ -1705,7 +1667,7 @@
         </w:tc>
         <w:tc>
           <w:tcPr>
-            <w:tcW w:w="6328" w:type="dxa"/>
+            <w:tcW w:w="5788" w:type="dxa"/>
             <w:tcMar>
               <w:top w:w="60" w:type="dxa"/>
               <w:left w:w="120" w:type="dxa"/>
@@ -1727,9 +1689,7 @@
       </w:tr>
       <w:tr>
         <w:tc>
-          <w:tcPr>
-            <w:tcW w:w="2460" w:type="dxa"/>
-          </w:tcPr>
+          <w:tcPr/>
           <w:p>
             <w:pPr>
               <w:pStyle w:val="Compact"/>
@@ -1741,7 +1701,7 @@
         </w:tc>
         <w:tc>
           <w:tcPr>
-            <w:tcW w:w="6328" w:type="dxa"/>
+            <w:tcW w:w="5788" w:type="dxa"/>
             <w:tcMar>
               <w:top w:w="60" w:type="dxa"/>
               <w:left w:w="120" w:type="dxa"/>
@@ -1774,6 +1734,7 @@
         </w:tc>
         <w:tc>
           <w:tcPr>
+            <w:tcW w:w="5788" w:type="dxa"/>
             <w:tcMar>
               <w:top w:w="60" w:type="dxa"/>
               <w:left w:w="120" w:type="dxa"/>
@@ -1805,9 +1766,7 @@
           </w:p>
         </w:tc>
         <w:tc>
-          <w:tcPr>
-            <w:tcW w:w="6328" w:type="dxa"/>
-          </w:tcPr>
+          <w:tcPr/>
           <w:p>
             <w:pPr>
               <w:pStyle w:val="Compact"/>
@@ -1820,19 +1779,10 @@
       </w:tr>
       <w:tr>
         <w:tc>
-          <w:tcPr>
-            <w:tcW w:w="2460" w:type="dxa"/>
-            <w:tcMar>
-              <w:top w:w="60" w:type="dxa"/>
-              <w:left w:w="120" w:type="dxa"/>
-              <w:bottom w:w="60" w:type="dxa"/>
-              <w:right w:w="120" w:type="dxa"/>
-            </w:tcMar>
-          </w:tcPr>
-          <w:p>
-            <w:pPr>
-              <w:pStyle w:val="Compact"/>
-              <w:wordWrap w:val="1"/>
+          <w:tcPr/>
+          <w:p>
+            <w:pPr>
+              <w:pStyle w:val="Compact"/>
             </w:pPr>
             <w:r>
               <w:t xml:space="preserve">자격 인증 (Certification)</w:t>
@@ -1840,10 +1790,19 @@
           </w:p>
         </w:tc>
         <w:tc>
-          <w:tcPr/>
-          <w:p>
-            <w:pPr>
-              <w:pStyle w:val="Compact"/>
+          <w:tcPr>
+            <w:tcW w:w="5788" w:type="dxa"/>
+            <w:tcMar>
+              <w:top w:w="60" w:type="dxa"/>
+              <w:left w:w="120" w:type="dxa"/>
+              <w:bottom w:w="60" w:type="dxa"/>
+              <w:right w:w="120" w:type="dxa"/>
+            </w:tcMar>
+          </w:tcPr>
+          <w:p>
+            <w:pPr>
+              <w:pStyle w:val="Compact"/>
+              <w:wordWrap w:val="1"/>
             </w:pPr>
             <w:r>
               <w:t xml:space="preserve">인원이 특정 업무를 수행할 자격이 있음을 공식 확인하는 문서/절차</w:t>
@@ -1901,18 +1860,10 @@
       </w:tr>
       <w:tr>
         <w:tc>
-          <w:tcPr>
-            <w:tcMar>
-              <w:top w:w="60" w:type="dxa"/>
-              <w:left w:w="120" w:type="dxa"/>
-              <w:bottom w:w="60" w:type="dxa"/>
-              <w:right w:w="120" w:type="dxa"/>
-            </w:tcMar>
-          </w:tcPr>
-          <w:p>
-            <w:pPr>
-              <w:pStyle w:val="Compact"/>
-              <w:wordWrap w:val="1"/>
+          <w:tcPr/>
+          <w:p>
+            <w:pPr>
+              <w:pStyle w:val="Compact"/>
             </w:pPr>
             <w:r>
               <w:t xml:space="preserve">교육훈련 니즈 분석 (TNA)</w:t>
@@ -1920,18 +1871,10 @@
           </w:p>
         </w:tc>
         <w:tc>
-          <w:tcPr>
-            <w:tcMar>
-              <w:top w:w="60" w:type="dxa"/>
-              <w:left w:w="120" w:type="dxa"/>
-              <w:bottom w:w="60" w:type="dxa"/>
-              <w:right w:w="120" w:type="dxa"/>
-            </w:tcMar>
-          </w:tcPr>
-          <w:p>
-            <w:pPr>
-              <w:pStyle w:val="Compact"/>
-              <w:wordWrap w:val="1"/>
+          <w:tcPr/>
+          <w:p>
+            <w:pPr>
+              <w:pStyle w:val="Compact"/>
             </w:pPr>
             <w:r>
               <w:t xml:space="preserve">Training Needs Analysis — 교육 필요성을 체계적으로 파악하는 과정</w:t>
@@ -1975,7 +1918,7 @@
         </w:trPr>
         <w:tc>
           <w:tcPr>
-            <w:tcW w:w="2460" w:type="dxa"/>
+            <w:tcW w:w="3000" w:type="dxa"/>
             <w:tcMar>
               <w:top w:w="60" w:type="dxa"/>
               <w:left w:w="120" w:type="dxa"/>
@@ -1996,7 +1939,7 @@
         </w:tc>
         <w:tc>
           <w:tcPr>
-            <w:tcW w:w="6328" w:type="dxa"/>
+            <w:tcW w:w="5788" w:type="dxa"/>
             <w:tcMar>
               <w:top w:w="60" w:type="dxa"/>
               <w:left w:w="120" w:type="dxa"/>
@@ -2018,9 +1961,7 @@
       </w:tr>
       <w:tr>
         <w:tc>
-          <w:tcPr>
-            <w:tcW w:w="2460" w:type="dxa"/>
-          </w:tcPr>
+          <w:tcPr/>
           <w:p>
             <w:pPr>
               <w:pStyle w:val="Compact"/>
@@ -2036,7 +1977,7 @@
         </w:tc>
         <w:tc>
           <w:tcPr>
-            <w:tcW w:w="6328" w:type="dxa"/>
+            <w:tcW w:w="5788" w:type="dxa"/>
             <w:tcMar>
               <w:top w:w="60" w:type="dxa"/>
               <w:left w:w="120" w:type="dxa"/>
@@ -2073,7 +2014,7 @@
         </w:tc>
         <w:tc>
           <w:tcPr>
-            <w:tcW w:w="6328" w:type="dxa"/>
+            <w:tcW w:w="5788" w:type="dxa"/>
             <w:tcMar>
               <w:top w:w="60" w:type="dxa"/>
               <w:left w:w="120" w:type="dxa"/>
@@ -2138,7 +2079,7 @@
         </w:tc>
         <w:tc>
           <w:tcPr>
-            <w:tcW w:w="6328" w:type="dxa"/>
+            <w:tcW w:w="5788" w:type="dxa"/>
             <w:tcMar>
               <w:top w:w="60" w:type="dxa"/>
               <w:left w:w="120" w:type="dxa"/>
@@ -2187,18 +2128,10 @@
       </w:tr>
       <w:tr>
         <w:tc>
-          <w:tcPr>
-            <w:tcMar>
-              <w:top w:w="60" w:type="dxa"/>
-              <w:left w:w="120" w:type="dxa"/>
-              <w:bottom w:w="60" w:type="dxa"/>
-              <w:right w:w="120" w:type="dxa"/>
-            </w:tcMar>
-          </w:tcPr>
-          <w:p>
-            <w:pPr>
-              <w:pStyle w:val="Compact"/>
-              <w:wordWrap w:val="1"/>
+          <w:tcPr/>
+          <w:p>
+            <w:pPr>
+              <w:pStyle w:val="Compact"/>
             </w:pPr>
             <w:r>
               <w:rPr>
@@ -2210,18 +2143,10 @@
           </w:p>
         </w:tc>
         <w:tc>
-          <w:tcPr>
-            <w:tcMar>
-              <w:top w:w="60" w:type="dxa"/>
-              <w:left w:w="120" w:type="dxa"/>
-              <w:bottom w:w="60" w:type="dxa"/>
-              <w:right w:w="120" w:type="dxa"/>
-            </w:tcMar>
-          </w:tcPr>
-          <w:p>
-            <w:pPr>
-              <w:pStyle w:val="Compact"/>
-              <w:wordWrap w:val="1"/>
+          <w:tcPr/>
+          <w:p>
+            <w:pPr>
+              <w:pStyle w:val="Compact"/>
             </w:pPr>
             <w:r>
               <w:t xml:space="preserve">교육훈련 참여; 자격 갱신 요건 준수; 역량 부족 시 자발적 보고</w:t>
@@ -2249,161 +2174,257 @@
         <w:t xml:space="preserve">6.1 역량 결정 프로세스</w:t>
       </w:r>
     </w:p>
-    <w:p>
-      <w:pPr>
-        <w:pStyle w:val="SourceCode"/>
-      </w:pPr>
-      <w:r>
-        <w:rPr>
-          <w:rStyle w:val="VerbatimChar"/>
-        </w:rPr>
-        <w:t xml:space="preserve">① 직무 분석</w:t>
-      </w:r>
-      <w:r>
-        <w:br/>
-      </w:r>
-      <w:r>
-        <w:rPr>
-          <w:rStyle w:val="VerbatimChar"/>
-        </w:rPr>
-        <w:t xml:space="preserve">   │  각 직무별 필요 역량 파악</w:t>
-      </w:r>
-      <w:r>
-        <w:br/>
-      </w:r>
-      <w:r>
-        <w:rPr>
-          <w:rStyle w:val="VerbatimChar"/>
-        </w:rPr>
-        <w:t xml:space="preserve">   ▼</w:t>
-      </w:r>
-      <w:r>
-        <w:br/>
-      </w:r>
-      <w:r>
-        <w:rPr>
-          <w:rStyle w:val="VerbatimChar"/>
-        </w:rPr>
-        <w:t xml:space="preserve">② 역량 요건 정의</w:t>
-      </w:r>
-      <w:r>
-        <w:br/>
-      </w:r>
-      <w:r>
-        <w:rPr>
-          <w:rStyle w:val="VerbatimChar"/>
-        </w:rPr>
-        <w:t xml:space="preserve">   │  직무기술서(JD)에 학력/경력/자격/기술 명시</w:t>
-      </w:r>
-      <w:r>
-        <w:br/>
-      </w:r>
-      <w:r>
-        <w:rPr>
-          <w:rStyle w:val="VerbatimChar"/>
-        </w:rPr>
-        <w:t xml:space="preserve">   ▼</w:t>
-      </w:r>
-      <w:r>
-        <w:br/>
-      </w:r>
-      <w:r>
-        <w:rPr>
-          <w:rStyle w:val="VerbatimChar"/>
-        </w:rPr>
-        <w:t xml:space="preserve">③ 현 역량 평가</w:t>
-      </w:r>
-      <w:r>
-        <w:br/>
-      </w:r>
-      <w:r>
-        <w:rPr>
-          <w:rStyle w:val="VerbatimChar"/>
-        </w:rPr>
-        <w:t xml:space="preserve">   │  역량 매트릭스를 통한 GAP 분석</w:t>
-      </w:r>
-      <w:r>
-        <w:br/>
-      </w:r>
-      <w:r>
-        <w:rPr>
-          <w:rStyle w:val="VerbatimChar"/>
-        </w:rPr>
-        <w:t xml:space="preserve">   ▼</w:t>
-      </w:r>
-      <w:r>
-        <w:br/>
-      </w:r>
-      <w:r>
-        <w:rPr>
-          <w:rStyle w:val="VerbatimChar"/>
-        </w:rPr>
-        <w:t xml:space="preserve">④ GAP 해소 계획</w:t>
-      </w:r>
-      <w:r>
-        <w:br/>
-      </w:r>
-      <w:r>
-        <w:rPr>
-          <w:rStyle w:val="VerbatimChar"/>
-        </w:rPr>
-        <w:t xml:space="preserve">   │  교육훈련/OJT/외부교육/자격취득 계획 수립</w:t>
-      </w:r>
-      <w:r>
-        <w:br/>
-      </w:r>
-      <w:r>
-        <w:rPr>
-          <w:rStyle w:val="VerbatimChar"/>
-        </w:rPr>
-        <w:t xml:space="preserve">   ▼</w:t>
-      </w:r>
-      <w:r>
-        <w:br/>
-      </w:r>
-      <w:r>
-        <w:rPr>
-          <w:rStyle w:val="VerbatimChar"/>
-        </w:rPr>
-        <w:t xml:space="preserve">⑤ 실행 및 평가</w:t>
-      </w:r>
-      <w:r>
-        <w:br/>
-      </w:r>
-      <w:r>
-        <w:rPr>
-          <w:rStyle w:val="VerbatimChar"/>
-        </w:rPr>
-        <w:t xml:space="preserve">   │  교육 실시 → 효과성 평가</w:t>
-      </w:r>
-      <w:r>
-        <w:br/>
-      </w:r>
-      <w:r>
-        <w:rPr>
-          <w:rStyle w:val="VerbatimChar"/>
-        </w:rPr>
-        <w:t xml:space="preserve">   ▼</w:t>
-      </w:r>
-      <w:r>
-        <w:br/>
-      </w:r>
-      <w:r>
-        <w:rPr>
-          <w:rStyle w:val="VerbatimChar"/>
-        </w:rPr>
-        <w:t xml:space="preserve">⑥ 기록 유지</w:t>
-      </w:r>
-      <w:r>
-        <w:br/>
-      </w:r>
-      <w:r>
-        <w:rPr>
-          <w:rStyle w:val="VerbatimChar"/>
-        </w:rPr>
-        <w:t xml:space="preserve">      교육이력카드/자격인증서 관리</w:t>
-      </w:r>
-    </w:p>
+    <w:tbl>
+      <w:tblPr>
+        <w:tblLook w:firstColumn="1" w:firstRow="1" w:lastColumn="0" w:lastRow="0" w:noHBand="0" w:noVBand="1" w:val="04A0"/>
+        <w:tblW w:w="8788" w:type="dxa"/>
+        <w:tblBorders>
+          <w:top w:val="single" w:sz="4" w:color="2E74B5" w:space="0"/>
+          <w:left w:val="single" w:sz="4" w:color="2E74B5" w:space="0"/>
+          <w:bottom w:val="single" w:sz="4" w:color="2E74B5" w:space="0"/>
+          <w:right w:val="single" w:sz="4" w:color="2E74B5" w:space="0"/>
+          <w:insideH w:val="single" w:sz="4" w:color="BDD7EE" w:space="0"/>
+          <w:insideV w:val="single" w:sz="2" w:color="D9D9D9" w:space="0"/>
+        </w:tblBorders>
+      </w:tblPr>
+      <w:tblGrid>
+        <w:gridCol w:w="8788"/>
+      </w:tblGrid>
+      <w:tr>
+        <w:tc>
+          <w:tcPr>
+            <w:tcW w:w="8788" w:type="dxa"/>
+            <w:tcMar>
+              <w:top w:w="80" w:type="dxa"/>
+              <w:left w:w="140" w:type="dxa"/>
+              <w:bottom w:w="80" w:type="dxa"/>
+              <w:right w:w="140" w:type="dxa"/>
+            </w:tcMar>
+          </w:tcPr>
+          <w:p>
+            <w:pPr>
+              <w:spacing w:before="0" w:after="0" w:line="240" w:lineRule="auto"/>
+            </w:pPr>
+            <w:r>
+              <w:rPr>
+                <w:rFonts w:ascii="Courier New" w:hAnsi="Courier New" w:eastAsia="NanumGothicCoding"/>
+                <w:sz w:val="18"/>
+                <w:szCs w:val="18"/>
+              </w:rPr>
+              <w:t xml:space="preserve">① 직무 분석</w:t>
+            </w:r>
+          </w:p>
+          <w:p>
+            <w:pPr>
+              <w:spacing w:before="0" w:after="0" w:line="240" w:lineRule="auto"/>
+            </w:pPr>
+            <w:r>
+              <w:rPr>
+                <w:rFonts w:ascii="Courier New" w:hAnsi="Courier New" w:eastAsia="NanumGothicCoding"/>
+                <w:sz w:val="18"/>
+                <w:szCs w:val="18"/>
+              </w:rPr>
+              <w:t xml:space="preserve">   │  각 직무별 필요 역량 파악</w:t>
+            </w:r>
+          </w:p>
+          <w:p>
+            <w:pPr>
+              <w:spacing w:before="0" w:after="0" w:line="240" w:lineRule="auto"/>
+            </w:pPr>
+            <w:r>
+              <w:rPr>
+                <w:rFonts w:ascii="Courier New" w:hAnsi="Courier New" w:eastAsia="NanumGothicCoding"/>
+                <w:sz w:val="18"/>
+                <w:szCs w:val="18"/>
+              </w:rPr>
+              <w:t xml:space="preserve">   ▼</w:t>
+            </w:r>
+          </w:p>
+          <w:p>
+            <w:pPr>
+              <w:spacing w:before="0" w:after="0" w:line="240" w:lineRule="auto"/>
+            </w:pPr>
+            <w:r>
+              <w:rPr>
+                <w:rFonts w:ascii="Courier New" w:hAnsi="Courier New" w:eastAsia="NanumGothicCoding"/>
+                <w:sz w:val="18"/>
+                <w:szCs w:val="18"/>
+              </w:rPr>
+              <w:t xml:space="preserve">② 역량 요건 정의</w:t>
+            </w:r>
+          </w:p>
+          <w:p>
+            <w:pPr>
+              <w:spacing w:before="0" w:after="0" w:line="240" w:lineRule="auto"/>
+            </w:pPr>
+            <w:r>
+              <w:rPr>
+                <w:rFonts w:ascii="Courier New" w:hAnsi="Courier New" w:eastAsia="NanumGothicCoding"/>
+                <w:sz w:val="18"/>
+                <w:szCs w:val="18"/>
+              </w:rPr>
+              <w:t xml:space="preserve">   │  직무기술서(JD)에 학력/경력/자격/기술 명시</w:t>
+            </w:r>
+          </w:p>
+          <w:p>
+            <w:pPr>
+              <w:spacing w:before="0" w:after="0" w:line="240" w:lineRule="auto"/>
+            </w:pPr>
+            <w:r>
+              <w:rPr>
+                <w:rFonts w:ascii="Courier New" w:hAnsi="Courier New" w:eastAsia="NanumGothicCoding"/>
+                <w:sz w:val="18"/>
+                <w:szCs w:val="18"/>
+              </w:rPr>
+              <w:t xml:space="preserve">   ▼</w:t>
+            </w:r>
+          </w:p>
+          <w:p>
+            <w:pPr>
+              <w:spacing w:before="0" w:after="0" w:line="240" w:lineRule="auto"/>
+            </w:pPr>
+            <w:r>
+              <w:rPr>
+                <w:rFonts w:ascii="Courier New" w:hAnsi="Courier New" w:eastAsia="NanumGothicCoding"/>
+                <w:sz w:val="18"/>
+                <w:szCs w:val="18"/>
+              </w:rPr>
+              <w:t xml:space="preserve">③ 현 역량 평가</w:t>
+            </w:r>
+          </w:p>
+          <w:p>
+            <w:pPr>
+              <w:spacing w:before="0" w:after="0" w:line="240" w:lineRule="auto"/>
+            </w:pPr>
+            <w:r>
+              <w:rPr>
+                <w:rFonts w:ascii="Courier New" w:hAnsi="Courier New" w:eastAsia="NanumGothicCoding"/>
+                <w:sz w:val="18"/>
+                <w:szCs w:val="18"/>
+              </w:rPr>
+              <w:t xml:space="preserve">   │  역량 매트릭스를 통한 GAP 분석</w:t>
+            </w:r>
+          </w:p>
+          <w:p>
+            <w:pPr>
+              <w:spacing w:before="0" w:after="0" w:line="240" w:lineRule="auto"/>
+            </w:pPr>
+            <w:r>
+              <w:rPr>
+                <w:rFonts w:ascii="Courier New" w:hAnsi="Courier New" w:eastAsia="NanumGothicCoding"/>
+                <w:sz w:val="18"/>
+                <w:szCs w:val="18"/>
+              </w:rPr>
+              <w:t xml:space="preserve">   ▼</w:t>
+            </w:r>
+          </w:p>
+          <w:p>
+            <w:pPr>
+              <w:spacing w:before="0" w:after="0" w:line="240" w:lineRule="auto"/>
+            </w:pPr>
+            <w:r>
+              <w:rPr>
+                <w:rFonts w:ascii="Courier New" w:hAnsi="Courier New" w:eastAsia="NanumGothicCoding"/>
+                <w:sz w:val="18"/>
+                <w:szCs w:val="18"/>
+              </w:rPr>
+              <w:t xml:space="preserve">④ GAP 해소 계획</w:t>
+            </w:r>
+          </w:p>
+          <w:p>
+            <w:pPr>
+              <w:spacing w:before="0" w:after="0" w:line="240" w:lineRule="auto"/>
+            </w:pPr>
+            <w:r>
+              <w:rPr>
+                <w:rFonts w:ascii="Courier New" w:hAnsi="Courier New" w:eastAsia="NanumGothicCoding"/>
+                <w:sz w:val="18"/>
+                <w:szCs w:val="18"/>
+              </w:rPr>
+              <w:t xml:space="preserve">   │  교육훈련/OJT/외부교육/자격취득 계획 수립</w:t>
+            </w:r>
+          </w:p>
+          <w:p>
+            <w:pPr>
+              <w:spacing w:before="0" w:after="0" w:line="240" w:lineRule="auto"/>
+            </w:pPr>
+            <w:r>
+              <w:rPr>
+                <w:rFonts w:ascii="Courier New" w:hAnsi="Courier New" w:eastAsia="NanumGothicCoding"/>
+                <w:sz w:val="18"/>
+                <w:szCs w:val="18"/>
+              </w:rPr>
+              <w:t xml:space="preserve">   ▼</w:t>
+            </w:r>
+          </w:p>
+          <w:p>
+            <w:pPr>
+              <w:spacing w:before="0" w:after="0" w:line="240" w:lineRule="auto"/>
+            </w:pPr>
+            <w:r>
+              <w:rPr>
+                <w:rFonts w:ascii="Courier New" w:hAnsi="Courier New" w:eastAsia="NanumGothicCoding"/>
+                <w:sz w:val="18"/>
+                <w:szCs w:val="18"/>
+              </w:rPr>
+              <w:t xml:space="preserve">⑤ 실행 및 평가</w:t>
+            </w:r>
+          </w:p>
+          <w:p>
+            <w:pPr>
+              <w:spacing w:before="0" w:after="0" w:line="240" w:lineRule="auto"/>
+            </w:pPr>
+            <w:r>
+              <w:rPr>
+                <w:rFonts w:ascii="Courier New" w:hAnsi="Courier New" w:eastAsia="NanumGothicCoding"/>
+                <w:sz w:val="18"/>
+                <w:szCs w:val="18"/>
+              </w:rPr>
+              <w:t xml:space="preserve">   │  교육 실시 → 효과성 평가</w:t>
+            </w:r>
+          </w:p>
+          <w:p>
+            <w:pPr>
+              <w:spacing w:before="0" w:after="0" w:line="240" w:lineRule="auto"/>
+            </w:pPr>
+            <w:r>
+              <w:rPr>
+                <w:rFonts w:ascii="Courier New" w:hAnsi="Courier New" w:eastAsia="NanumGothicCoding"/>
+                <w:sz w:val="18"/>
+                <w:szCs w:val="18"/>
+              </w:rPr>
+              <w:t xml:space="preserve">   ▼</w:t>
+            </w:r>
+          </w:p>
+          <w:p>
+            <w:pPr>
+              <w:spacing w:before="0" w:after="0" w:line="240" w:lineRule="auto"/>
+            </w:pPr>
+            <w:r>
+              <w:rPr>
+                <w:rFonts w:ascii="Courier New" w:hAnsi="Courier New" w:eastAsia="NanumGothicCoding"/>
+                <w:sz w:val="18"/>
+                <w:szCs w:val="18"/>
+              </w:rPr>
+              <w:t xml:space="preserve">⑥ 기록 유지</w:t>
+            </w:r>
+          </w:p>
+          <w:p>
+            <w:pPr>
+              <w:spacing w:before="0" w:after="0" w:line="240" w:lineRule="auto"/>
+            </w:pPr>
+            <w:r>
+              <w:rPr>
+                <w:rFonts w:ascii="Courier New" w:hAnsi="Courier New" w:eastAsia="NanumGothicCoding"/>
+                <w:sz w:val="18"/>
+                <w:szCs w:val="18"/>
+              </w:rPr>
+              <w:t xml:space="preserve">      교육이력카드/자격인증서 관리</w:t>
+            </w:r>
+          </w:p>
+        </w:tc>
+      </w:tr>
+    </w:tbl>
     <w:bookmarkEnd w:id="19"/>
     <w:bookmarkStart w:id="21" w:name="역량-매트릭스"/>
     <w:p>
@@ -2446,7 +2467,7 @@
         </w:trPr>
         <w:tc>
           <w:tcPr>
-            <w:tcW w:w="2460" w:type="dxa"/>
+            <w:tcW w:w="2216" w:type="dxa"/>
             <w:tcMar>
               <w:top w:w="60" w:type="dxa"/>
               <w:left w:w="120" w:type="dxa"/>
@@ -2467,7 +2488,7 @@
         </w:tc>
         <w:tc>
           <w:tcPr>
-            <w:tcW w:w="6328" w:type="dxa"/>
+            <w:tcW w:w="6572" w:type="dxa"/>
             <w:tcMar>
               <w:top w:w="60" w:type="dxa"/>
               <w:left w:w="120" w:type="dxa"/>
@@ -2489,9 +2510,7 @@
       </w:tr>
       <w:tr>
         <w:tc>
-          <w:tcPr>
-            <w:tcW w:w="2460" w:type="dxa"/>
-          </w:tcPr>
+          <w:tcPr/>
           <w:p>
             <w:pPr>
               <w:pStyle w:val="Compact"/>
@@ -2503,7 +2522,7 @@
         </w:tc>
         <w:tc>
           <w:tcPr>
-            <w:tcW w:w="6328" w:type="dxa"/>
+            <w:tcW w:w="6572" w:type="dxa"/>
             <w:tcMar>
               <w:top w:w="60" w:type="dxa"/>
               <w:left w:w="120" w:type="dxa"/>
@@ -2536,6 +2555,7 @@
         </w:tc>
         <w:tc>
           <w:tcPr>
+            <w:tcW w:w="6572" w:type="dxa"/>
             <w:tcMar>
               <w:top w:w="60" w:type="dxa"/>
               <w:left w:w="120" w:type="dxa"/>
@@ -2567,9 +2587,7 @@
           </w:p>
         </w:tc>
         <w:tc>
-          <w:tcPr>
-            <w:tcW w:w="6328" w:type="dxa"/>
-          </w:tcPr>
+          <w:tcPr/>
           <w:p>
             <w:pPr>
               <w:pStyle w:val="Compact"/>
@@ -2582,19 +2600,10 @@
       </w:tr>
       <w:tr>
         <w:tc>
-          <w:tcPr>
-            <w:tcW w:w="2460" w:type="dxa"/>
-            <w:tcMar>
-              <w:top w:w="60" w:type="dxa"/>
-              <w:left w:w="120" w:type="dxa"/>
-              <w:bottom w:w="60" w:type="dxa"/>
-              <w:right w:w="120" w:type="dxa"/>
-            </w:tcMar>
-          </w:tcPr>
-          <w:p>
-            <w:pPr>
-              <w:pStyle w:val="Compact"/>
-              <w:wordWrap w:val="1"/>
+          <w:tcPr/>
+          <w:p>
+            <w:pPr>
+              <w:pStyle w:val="Compact"/>
             </w:pPr>
             <w:r>
               <w:t xml:space="preserve">현재 보유 역량</w:t>
@@ -2602,10 +2611,19 @@
           </w:p>
         </w:tc>
         <w:tc>
-          <w:tcPr/>
-          <w:p>
-            <w:pPr>
-              <w:pStyle w:val="Compact"/>
+          <w:tcPr>
+            <w:tcW w:w="6572" w:type="dxa"/>
+            <w:tcMar>
+              <w:top w:w="60" w:type="dxa"/>
+              <w:left w:w="120" w:type="dxa"/>
+              <w:bottom w:w="60" w:type="dxa"/>
+              <w:right w:w="120" w:type="dxa"/>
+            </w:tcMar>
+          </w:tcPr>
+          <w:p>
+            <w:pPr>
+              <w:pStyle w:val="Compact"/>
+              <w:wordWrap w:val="1"/>
             </w:pPr>
             <w:r>
               <w:t xml:space="preserve">인원별 평가 결과</w:t>
@@ -2639,18 +2657,10 @@
       </w:tr>
       <w:tr>
         <w:tc>
-          <w:tcPr>
-            <w:tcMar>
-              <w:top w:w="60" w:type="dxa"/>
-              <w:left w:w="120" w:type="dxa"/>
-              <w:bottom w:w="60" w:type="dxa"/>
-              <w:right w:w="120" w:type="dxa"/>
-            </w:tcMar>
-          </w:tcPr>
-          <w:p>
-            <w:pPr>
-              <w:pStyle w:val="Compact"/>
-              <w:wordWrap w:val="1"/>
+          <w:tcPr/>
+          <w:p>
+            <w:pPr>
+              <w:pStyle w:val="Compact"/>
             </w:pPr>
             <w:r>
               <w:t xml:space="preserve">해소 계획</w:t>
@@ -2658,18 +2668,10 @@
           </w:p>
         </w:tc>
         <w:tc>
-          <w:tcPr>
-            <w:tcMar>
-              <w:top w:w="60" w:type="dxa"/>
-              <w:left w:w="120" w:type="dxa"/>
-              <w:bottom w:w="60" w:type="dxa"/>
-              <w:right w:w="120" w:type="dxa"/>
-            </w:tcMar>
-          </w:tcPr>
-          <w:p>
-            <w:pPr>
-              <w:pStyle w:val="Compact"/>
-              <w:wordWrap w:val="1"/>
+          <w:tcPr/>
+          <w:p>
+            <w:pPr>
+              <w:pStyle w:val="Compact"/>
             </w:pPr>
             <w:r>
               <w:t xml:space="preserve">교육/OJT/자격취득 등</w:t>
@@ -3142,18 +3144,10 @@
           </w:p>
         </w:tc>
         <w:tc>
-          <w:tcPr>
-            <w:tcMar>
-              <w:top w:w="60" w:type="dxa"/>
-              <w:left w:w="120" w:type="dxa"/>
-              <w:bottom w:w="60" w:type="dxa"/>
-              <w:right w:w="120" w:type="dxa"/>
-            </w:tcMar>
-          </w:tcPr>
-          <w:p>
-            <w:pPr>
-              <w:pStyle w:val="Compact"/>
-              <w:wordWrap w:val="1"/>
+          <w:tcPr/>
+          <w:p>
+            <w:pPr>
+              <w:pStyle w:val="Compact"/>
             </w:pPr>
             <w:r>
               <w:t xml:space="preserve">인사담당자</w:t>
@@ -3196,18 +3190,10 @@
           </w:p>
         </w:tc>
         <w:tc>
-          <w:tcPr>
-            <w:tcMar>
-              <w:top w:w="60" w:type="dxa"/>
-              <w:left w:w="120" w:type="dxa"/>
-              <w:bottom w:w="60" w:type="dxa"/>
-              <w:right w:w="120" w:type="dxa"/>
-            </w:tcMar>
-          </w:tcPr>
-          <w:p>
-            <w:pPr>
-              <w:pStyle w:val="Compact"/>
-              <w:wordWrap w:val="1"/>
+          <w:tcPr/>
+          <w:p>
+            <w:pPr>
+              <w:pStyle w:val="Compact"/>
             </w:pPr>
             <w:r>
               <w:t xml:space="preserve">인사담당자 + 부서장</w:t>
@@ -3250,18 +3236,10 @@
           </w:p>
         </w:tc>
         <w:tc>
-          <w:tcPr>
-            <w:tcMar>
-              <w:top w:w="60" w:type="dxa"/>
-              <w:left w:w="120" w:type="dxa"/>
-              <w:bottom w:w="60" w:type="dxa"/>
-              <w:right w:w="120" w:type="dxa"/>
-            </w:tcMar>
-          </w:tcPr>
-          <w:p>
-            <w:pPr>
-              <w:pStyle w:val="Compact"/>
-              <w:wordWrap w:val="1"/>
+          <w:tcPr/>
+          <w:p>
+            <w:pPr>
+              <w:pStyle w:val="Compact"/>
             </w:pPr>
             <w:r>
               <w:t xml:space="preserve">인사담당자 → 이사회</w:t>
@@ -3304,18 +3282,10 @@
           </w:p>
         </w:tc>
         <w:tc>
-          <w:tcPr>
-            <w:tcMar>
-              <w:top w:w="60" w:type="dxa"/>
-              <w:left w:w="120" w:type="dxa"/>
-              <w:bottom w:w="60" w:type="dxa"/>
-              <w:right w:w="120" w:type="dxa"/>
-            </w:tcMar>
-          </w:tcPr>
-          <w:p>
-            <w:pPr>
-              <w:pStyle w:val="Compact"/>
-              <w:wordWrap w:val="1"/>
+          <w:tcPr/>
+          <w:p>
+            <w:pPr>
+              <w:pStyle w:val="Compact"/>
             </w:pPr>
             <w:r>
               <w:t xml:space="preserve">인사팀 + 품질팀</w:t>
@@ -3358,18 +3328,10 @@
           </w:p>
         </w:tc>
         <w:tc>
-          <w:tcPr>
-            <w:tcMar>
-              <w:top w:w="60" w:type="dxa"/>
-              <w:left w:w="120" w:type="dxa"/>
-              <w:bottom w:w="60" w:type="dxa"/>
-              <w:right w:w="120" w:type="dxa"/>
-            </w:tcMar>
-          </w:tcPr>
-          <w:p>
-            <w:pPr>
-              <w:pStyle w:val="Compact"/>
-              <w:wordWrap w:val="1"/>
+          <w:tcPr/>
+          <w:p>
+            <w:pPr>
+              <w:pStyle w:val="Compact"/>
             </w:pPr>
             <w:r>
               <w:t xml:space="preserve">해당 부서장</w:t>
@@ -3412,18 +3374,10 @@
           </w:p>
         </w:tc>
         <w:tc>
-          <w:tcPr>
-            <w:tcMar>
-              <w:top w:w="60" w:type="dxa"/>
-              <w:left w:w="120" w:type="dxa"/>
-              <w:bottom w:w="60" w:type="dxa"/>
-              <w:right w:w="120" w:type="dxa"/>
-            </w:tcMar>
-          </w:tcPr>
-          <w:p>
-            <w:pPr>
-              <w:pStyle w:val="Compact"/>
-              <w:wordWrap w:val="1"/>
+          <w:tcPr/>
+          <w:p>
+            <w:pPr>
+              <w:pStyle w:val="Compact"/>
             </w:pPr>
             <w:r>
               <w:t xml:space="preserve">인사담당자 → 이사회</w:t>
@@ -3466,18 +3420,10 @@
           </w:p>
         </w:tc>
         <w:tc>
-          <w:tcPr>
-            <w:tcMar>
-              <w:top w:w="60" w:type="dxa"/>
-              <w:left w:w="120" w:type="dxa"/>
-              <w:bottom w:w="60" w:type="dxa"/>
-              <w:right w:w="120" w:type="dxa"/>
-            </w:tcMar>
-          </w:tcPr>
-          <w:p>
-            <w:pPr>
-              <w:pStyle w:val="Compact"/>
-              <w:wordWrap w:val="1"/>
+          <w:tcPr/>
+          <w:p>
+            <w:pPr>
+              <w:pStyle w:val="Compact"/>
             </w:pPr>
             <w:r>
               <w:t xml:space="preserve">인사담당자</w:t>
@@ -3573,7 +3519,7 @@
         </w:trPr>
         <w:tc>
           <w:tcPr>
-            <w:tcW w:w="2460" w:type="dxa"/>
+            <w:tcW w:w="2878" w:type="dxa"/>
             <w:tcMar>
               <w:top w:w="60" w:type="dxa"/>
               <w:left w:w="120" w:type="dxa"/>
@@ -3594,7 +3540,7 @@
         </w:tc>
         <w:tc>
           <w:tcPr>
-            <w:tcW w:w="6328" w:type="dxa"/>
+            <w:tcW w:w="5910" w:type="dxa"/>
             <w:tcMar>
               <w:top w:w="60" w:type="dxa"/>
               <w:left w:w="120" w:type="dxa"/>
@@ -3616,9 +3562,7 @@
       </w:tr>
       <w:tr>
         <w:tc>
-          <w:tcPr>
-            <w:tcW w:w="2460" w:type="dxa"/>
-          </w:tcPr>
+          <w:tcPr/>
           <w:p>
             <w:pPr>
               <w:pStyle w:val="Compact"/>
@@ -3630,7 +3574,7 @@
         </w:tc>
         <w:tc>
           <w:tcPr>
-            <w:tcW w:w="6328" w:type="dxa"/>
+            <w:tcW w:w="5910" w:type="dxa"/>
             <w:tcMar>
               <w:top w:w="60" w:type="dxa"/>
               <w:left w:w="120" w:type="dxa"/>
@@ -3663,6 +3607,7 @@
         </w:tc>
         <w:tc>
           <w:tcPr>
+            <w:tcW w:w="5910" w:type="dxa"/>
             <w:tcMar>
               <w:top w:w="60" w:type="dxa"/>
               <w:left w:w="120" w:type="dxa"/>
@@ -3695,7 +3640,7 @@
         </w:tc>
         <w:tc>
           <w:tcPr>
-            <w:tcW w:w="6328" w:type="dxa"/>
+            <w:tcW w:w="5910" w:type="dxa"/>
           </w:tcPr>
           <w:p>
             <w:pPr>
@@ -3709,19 +3654,10 @@
       </w:tr>
       <w:tr>
         <w:tc>
-          <w:tcPr>
-            <w:tcW w:w="2460" w:type="dxa"/>
-            <w:tcMar>
-              <w:top w:w="60" w:type="dxa"/>
-              <w:left w:w="120" w:type="dxa"/>
-              <w:bottom w:w="60" w:type="dxa"/>
-              <w:right w:w="120" w:type="dxa"/>
-            </w:tcMar>
-          </w:tcPr>
-          <w:p>
-            <w:pPr>
-              <w:pStyle w:val="Compact"/>
-              <w:wordWrap w:val="1"/>
+          <w:tcPr/>
+          <w:p>
+            <w:pPr>
+              <w:pStyle w:val="Compact"/>
             </w:pPr>
             <w:r>
               <w:t xml:space="preserve">고객 불만/클레임</w:t>
@@ -3753,10 +3689,19 @@
           </w:p>
         </w:tc>
         <w:tc>
-          <w:tcPr/>
-          <w:p>
-            <w:pPr>
-              <w:pStyle w:val="Compact"/>
+          <w:tcPr>
+            <w:tcW w:w="5910" w:type="dxa"/>
+            <w:tcMar>
+              <w:top w:w="60" w:type="dxa"/>
+              <w:left w:w="120" w:type="dxa"/>
+              <w:bottom w:w="60" w:type="dxa"/>
+              <w:right w:w="120" w:type="dxa"/>
+            </w:tcMar>
+          </w:tcPr>
+          <w:p>
+            <w:pPr>
+              <w:pStyle w:val="Compact"/>
+              <w:wordWrap w:val="1"/>
             </w:pPr>
             <w:r>
               <w:t xml:space="preserve">신규 요건에 대한 교육 필요성</w:t>
@@ -3790,18 +3735,10 @@
       </w:tr>
       <w:tr>
         <w:tc>
-          <w:tcPr>
-            <w:tcMar>
-              <w:top w:w="60" w:type="dxa"/>
-              <w:left w:w="120" w:type="dxa"/>
-              <w:bottom w:w="60" w:type="dxa"/>
-              <w:right w:w="120" w:type="dxa"/>
-            </w:tcMar>
-          </w:tcPr>
-          <w:p>
-            <w:pPr>
-              <w:pStyle w:val="Compact"/>
-              <w:wordWrap w:val="1"/>
+          <w:tcPr/>
+          <w:p>
+            <w:pPr>
+              <w:pStyle w:val="Compact"/>
             </w:pPr>
             <w:r>
               <w:t xml:space="preserve">조직 변경</w:t>
@@ -3809,18 +3746,10 @@
           </w:p>
         </w:tc>
         <w:tc>
-          <w:tcPr>
-            <w:tcMar>
-              <w:top w:w="60" w:type="dxa"/>
-              <w:left w:w="120" w:type="dxa"/>
-              <w:bottom w:w="60" w:type="dxa"/>
-              <w:right w:w="120" w:type="dxa"/>
-            </w:tcMar>
-          </w:tcPr>
-          <w:p>
-            <w:pPr>
-              <w:pStyle w:val="Compact"/>
-              <w:wordWrap w:val="1"/>
+          <w:tcPr/>
+          <w:p>
+            <w:pPr>
+              <w:pStyle w:val="Compact"/>
             </w:pPr>
             <w:r>
               <w:t xml:space="preserve">직무 변경/이동에 따른 교육 필요성</w:t>
@@ -3871,7 +3800,7 @@
         </w:trPr>
         <w:tc>
           <w:tcPr>
-            <w:tcW w:w="2460" w:type="dxa"/>
+            <w:tcW w:w="1618" w:type="dxa"/>
             <w:tcMar>
               <w:top w:w="60" w:type="dxa"/>
               <w:left w:w="120" w:type="dxa"/>
@@ -3892,7 +3821,7 @@
         </w:tc>
         <w:tc>
           <w:tcPr>
-            <w:tcW w:w="6328" w:type="dxa"/>
+            <w:tcW w:w="7170" w:type="dxa"/>
             <w:tcMar>
               <w:top w:w="60" w:type="dxa"/>
               <w:left w:w="120" w:type="dxa"/>
@@ -3914,9 +3843,7 @@
       </w:tr>
       <w:tr>
         <w:tc>
-          <w:tcPr>
-            <w:tcW w:w="2460" w:type="dxa"/>
-          </w:tcPr>
+          <w:tcPr/>
           <w:p>
             <w:pPr>
               <w:pStyle w:val="Compact"/>
@@ -3928,7 +3855,7 @@
         </w:tc>
         <w:tc>
           <w:tcPr>
-            <w:tcW w:w="6328" w:type="dxa"/>
+            <w:tcW w:w="7170" w:type="dxa"/>
             <w:tcMar>
               <w:top w:w="60" w:type="dxa"/>
               <w:left w:w="120" w:type="dxa"/>
@@ -3961,6 +3888,7 @@
         </w:tc>
         <w:tc>
           <w:tcPr>
+            <w:tcW w:w="7170" w:type="dxa"/>
             <w:tcMar>
               <w:top w:w="60" w:type="dxa"/>
               <w:left w:w="120" w:type="dxa"/>
@@ -3992,9 +3920,7 @@
           </w:p>
         </w:tc>
         <w:tc>
-          <w:tcPr>
-            <w:tcW w:w="6328" w:type="dxa"/>
-          </w:tcPr>
+          <w:tcPr/>
           <w:p>
             <w:pPr>
               <w:pStyle w:val="Compact"/>
@@ -4007,19 +3933,10 @@
       </w:tr>
       <w:tr>
         <w:tc>
-          <w:tcPr>
-            <w:tcW w:w="2460" w:type="dxa"/>
-            <w:tcMar>
-              <w:top w:w="60" w:type="dxa"/>
-              <w:left w:w="120" w:type="dxa"/>
-              <w:bottom w:w="60" w:type="dxa"/>
-              <w:right w:w="120" w:type="dxa"/>
-            </w:tcMar>
-          </w:tcPr>
-          <w:p>
-            <w:pPr>
-              <w:pStyle w:val="Compact"/>
-              <w:wordWrap w:val="1"/>
+          <w:tcPr/>
+          <w:p>
+            <w:pPr>
+              <w:pStyle w:val="Compact"/>
             </w:pPr>
             <w:r>
               <w:t xml:space="preserve">교육 방법</w:t>
@@ -4027,10 +3944,19 @@
           </w:p>
         </w:tc>
         <w:tc>
-          <w:tcPr/>
-          <w:p>
-            <w:pPr>
-              <w:pStyle w:val="Compact"/>
+          <w:tcPr>
+            <w:tcW w:w="7170" w:type="dxa"/>
+            <w:tcMar>
+              <w:top w:w="60" w:type="dxa"/>
+              <w:left w:w="120" w:type="dxa"/>
+              <w:bottom w:w="60" w:type="dxa"/>
+              <w:right w:w="120" w:type="dxa"/>
+            </w:tcMar>
+          </w:tcPr>
+          <w:p>
+            <w:pPr>
+              <w:pStyle w:val="Compact"/>
+              <w:wordWrap w:val="1"/>
             </w:pPr>
             <w:r>
               <w:t xml:space="preserve">내부강의/외부교육/OJT/e-Learning</w:t>
@@ -4088,18 +4014,10 @@
       </w:tr>
       <w:tr>
         <w:tc>
-          <w:tcPr>
-            <w:tcMar>
-              <w:top w:w="60" w:type="dxa"/>
-              <w:left w:w="120" w:type="dxa"/>
-              <w:bottom w:w="60" w:type="dxa"/>
-              <w:right w:w="120" w:type="dxa"/>
-            </w:tcMar>
-          </w:tcPr>
-          <w:p>
-            <w:pPr>
-              <w:pStyle w:val="Compact"/>
-              <w:wordWrap w:val="1"/>
+          <w:tcPr/>
+          <w:p>
+            <w:pPr>
+              <w:pStyle w:val="Compact"/>
             </w:pPr>
             <w:r>
               <w:t xml:space="preserve">평가 방법</w:t>
@@ -4107,18 +4025,10 @@
           </w:p>
         </w:tc>
         <w:tc>
-          <w:tcPr>
-            <w:tcMar>
-              <w:top w:w="60" w:type="dxa"/>
-              <w:left w:w="120" w:type="dxa"/>
-              <w:bottom w:w="60" w:type="dxa"/>
-              <w:right w:w="120" w:type="dxa"/>
-            </w:tcMar>
-          </w:tcPr>
-          <w:p>
-            <w:pPr>
-              <w:pStyle w:val="Compact"/>
-              <w:wordWrap w:val="1"/>
+          <w:tcPr/>
+          <w:p>
+            <w:pPr>
+              <w:pStyle w:val="Compact"/>
             </w:pPr>
             <w:r>
               <w:t xml:space="preserve">시험/실기평가/과제/설문</w:t>
@@ -5350,18 +5260,10 @@
       </w:tr>
       <w:tr>
         <w:tc>
-          <w:tcPr>
-            <w:tcMar>
-              <w:top w:w="60" w:type="dxa"/>
-              <w:left w:w="120" w:type="dxa"/>
-              <w:bottom w:w="60" w:type="dxa"/>
-              <w:right w:w="120" w:type="dxa"/>
-            </w:tcMar>
-          </w:tcPr>
-          <w:p>
-            <w:pPr>
-              <w:pStyle w:val="Compact"/>
-              <w:wordWrap w:val="1"/>
+          <w:tcPr/>
+          <w:p>
+            <w:pPr>
+              <w:pStyle w:val="Compact"/>
             </w:pPr>
             <w:r>
               <w:t xml:space="preserve">용접 (Welding)</w:t>
@@ -5369,18 +5271,10 @@
           </w:p>
         </w:tc>
         <w:tc>
-          <w:tcPr>
-            <w:tcMar>
-              <w:top w:w="60" w:type="dxa"/>
-              <w:left w:w="120" w:type="dxa"/>
-              <w:bottom w:w="60" w:type="dxa"/>
-              <w:right w:w="120" w:type="dxa"/>
-            </w:tcMar>
-          </w:tcPr>
-          <w:p>
-            <w:pPr>
-              <w:pStyle w:val="Compact"/>
-              <w:wordWrap w:val="1"/>
+          <w:tcPr/>
+          <w:p>
+            <w:pPr>
+              <w:pStyle w:val="Compact"/>
             </w:pPr>
             <w:r>
               <w:t xml:space="preserve">AWS D17.1 / D1.1</w:t>
@@ -5388,18 +5282,10 @@
           </w:p>
         </w:tc>
         <w:tc>
-          <w:tcPr>
-            <w:tcMar>
-              <w:top w:w="60" w:type="dxa"/>
-              <w:left w:w="120" w:type="dxa"/>
-              <w:bottom w:w="60" w:type="dxa"/>
-              <w:right w:w="120" w:type="dxa"/>
-            </w:tcMar>
-          </w:tcPr>
-          <w:p>
-            <w:pPr>
-              <w:pStyle w:val="Compact"/>
-              <w:wordWrap w:val="1"/>
+          <w:tcPr/>
+          <w:p>
+            <w:pPr>
+              <w:pStyle w:val="Compact"/>
             </w:pPr>
             <w:r>
               <w:t xml:space="preserve">Level I~III</w:t>
@@ -5536,10 +5422,18 @@
       </w:tr>
       <w:tr>
         <w:tc>
-          <w:tcPr/>
-          <w:p>
-            <w:pPr>
-              <w:pStyle w:val="Compact"/>
+          <w:tcPr>
+            <w:tcMar>
+              <w:top w:w="60" w:type="dxa"/>
+              <w:left w:w="120" w:type="dxa"/>
+              <w:bottom w:w="60" w:type="dxa"/>
+              <w:right w:w="120" w:type="dxa"/>
+            </w:tcMar>
+          </w:tcPr>
+          <w:p>
+            <w:pPr>
+              <w:pStyle w:val="Compact"/>
+              <w:wordWrap w:val="1"/>
             </w:pPr>
             <w:r>
               <w:t xml:space="preserve">도금/표면처리</w:t>
@@ -5569,18 +5463,10 @@
           </w:p>
         </w:tc>
         <w:tc>
-          <w:tcPr>
-            <w:tcMar>
-              <w:top w:w="60" w:type="dxa"/>
-              <w:left w:w="120" w:type="dxa"/>
-              <w:bottom w:w="60" w:type="dxa"/>
-              <w:right w:w="120" w:type="dxa"/>
-            </w:tcMar>
-          </w:tcPr>
-          <w:p>
-            <w:pPr>
-              <w:pStyle w:val="Compact"/>
-              <w:wordWrap w:val="1"/>
+          <w:tcPr/>
+          <w:p>
+            <w:pPr>
+              <w:pStyle w:val="Compact"/>
             </w:pPr>
             <w:r>
               <w:t xml:space="preserve">2년</w:t>
@@ -5623,18 +5509,10 @@
           </w:p>
         </w:tc>
         <w:tc>
-          <w:tcPr>
-            <w:tcMar>
-              <w:top w:w="60" w:type="dxa"/>
-              <w:left w:w="120" w:type="dxa"/>
-              <w:bottom w:w="60" w:type="dxa"/>
-              <w:right w:w="120" w:type="dxa"/>
-            </w:tcMar>
-          </w:tcPr>
-          <w:p>
-            <w:pPr>
-              <w:pStyle w:val="Compact"/>
-              <w:wordWrap w:val="1"/>
+          <w:tcPr/>
+          <w:p>
+            <w:pPr>
+              <w:pStyle w:val="Compact"/>
             </w:pPr>
             <w:r>
               <w:t xml:space="preserve">2년</w:t>
@@ -5677,18 +5555,10 @@
           </w:p>
         </w:tc>
         <w:tc>
-          <w:tcPr>
-            <w:tcMar>
-              <w:top w:w="60" w:type="dxa"/>
-              <w:left w:w="120" w:type="dxa"/>
-              <w:bottom w:w="60" w:type="dxa"/>
-              <w:right w:w="120" w:type="dxa"/>
-            </w:tcMar>
-          </w:tcPr>
-          <w:p>
-            <w:pPr>
-              <w:pStyle w:val="Compact"/>
-              <w:wordWrap w:val="1"/>
+          <w:tcPr/>
+          <w:p>
+            <w:pPr>
+              <w:pStyle w:val="Compact"/>
             </w:pPr>
             <w:r>
               <w:t xml:space="preserve">2년</w:t>
@@ -5707,161 +5577,257 @@
         <w:t xml:space="preserve">8.2 자격 인증 절차</w:t>
       </w:r>
     </w:p>
-    <w:p>
-      <w:pPr>
-        <w:pStyle w:val="SourceCode"/>
-      </w:pPr>
-      <w:r>
-        <w:rPr>
-          <w:rStyle w:val="VerbatimChar"/>
-        </w:rPr>
-        <w:t xml:space="preserve">① 자격 요건 확인</w:t>
-      </w:r>
-      <w:r>
-        <w:br/>
-      </w:r>
-      <w:r>
-        <w:rPr>
-          <w:rStyle w:val="VerbatimChar"/>
-        </w:rPr>
-        <w:t xml:space="preserve">   │  해당 규격/고객 요구사항 확인</w:t>
-      </w:r>
-      <w:r>
-        <w:br/>
-      </w:r>
-      <w:r>
-        <w:rPr>
-          <w:rStyle w:val="VerbatimChar"/>
-        </w:rPr>
-        <w:t xml:space="preserve">   ▼</w:t>
-      </w:r>
-      <w:r>
-        <w:br/>
-      </w:r>
-      <w:r>
-        <w:rPr>
-          <w:rStyle w:val="VerbatimChar"/>
-        </w:rPr>
-        <w:t xml:space="preserve">② 교육 이수</w:t>
-      </w:r>
-      <w:r>
-        <w:br/>
-      </w:r>
-      <w:r>
-        <w:rPr>
-          <w:rStyle w:val="VerbatimChar"/>
-        </w:rPr>
-        <w:t xml:space="preserve">   │  이론 + 실기 교육 (내부 또는 외부 공인기관)</w:t>
-      </w:r>
-      <w:r>
-        <w:br/>
-      </w:r>
-      <w:r>
-        <w:rPr>
-          <w:rStyle w:val="VerbatimChar"/>
-        </w:rPr>
-        <w:t xml:space="preserve">   ▼</w:t>
-      </w:r>
-      <w:r>
-        <w:br/>
-      </w:r>
-      <w:r>
-        <w:rPr>
-          <w:rStyle w:val="VerbatimChar"/>
-        </w:rPr>
-        <w:t xml:space="preserve">③ 자격 시험</w:t>
-      </w:r>
-      <w:r>
-        <w:br/>
-      </w:r>
-      <w:r>
-        <w:rPr>
-          <w:rStyle w:val="VerbatimChar"/>
-        </w:rPr>
-        <w:t xml:space="preserve">   │  필기시험 + 실기시험 (규격별 합격 기준 충족)</w:t>
-      </w:r>
-      <w:r>
-        <w:br/>
-      </w:r>
-      <w:r>
-        <w:rPr>
-          <w:rStyle w:val="VerbatimChar"/>
-        </w:rPr>
-        <w:t xml:space="preserve">   ▼</w:t>
-      </w:r>
-      <w:r>
-        <w:br/>
-      </w:r>
-      <w:r>
-        <w:rPr>
-          <w:rStyle w:val="VerbatimChar"/>
-        </w:rPr>
-        <w:t xml:space="preserve">④ 자격 인증서 발행</w:t>
-      </w:r>
-      <w:r>
-        <w:br/>
-      </w:r>
-      <w:r>
-        <w:rPr>
-          <w:rStyle w:val="VerbatimChar"/>
-        </w:rPr>
-        <w:t xml:space="preserve">   │  QMR 또는 공인기관 서명</w:t>
-      </w:r>
-      <w:r>
-        <w:br/>
-      </w:r>
-      <w:r>
-        <w:rPr>
-          <w:rStyle w:val="VerbatimChar"/>
-        </w:rPr>
-        <w:t xml:space="preserve">   ▼</w:t>
-      </w:r>
-      <w:r>
-        <w:br/>
-      </w:r>
-      <w:r>
-        <w:rPr>
-          <w:rStyle w:val="VerbatimChar"/>
-        </w:rPr>
-        <w:t xml:space="preserve">⑤ 자격 관리 대장 등록</w:t>
-      </w:r>
-      <w:r>
-        <w:br/>
-      </w:r>
-      <w:r>
-        <w:rPr>
-          <w:rStyle w:val="VerbatimChar"/>
-        </w:rPr>
-        <w:t xml:space="preserve">   │  유효기간, 갱신일, 수행실적 기록</w:t>
-      </w:r>
-      <w:r>
-        <w:br/>
-      </w:r>
-      <w:r>
-        <w:rPr>
-          <w:rStyle w:val="VerbatimChar"/>
-        </w:rPr>
-        <w:t xml:space="preserve">   ▼</w:t>
-      </w:r>
-      <w:r>
-        <w:br/>
-      </w:r>
-      <w:r>
-        <w:rPr>
-          <w:rStyle w:val="VerbatimChar"/>
-        </w:rPr>
-        <w:t xml:space="preserve">⑥ 정기 갱신/재자격</w:t>
-      </w:r>
-      <w:r>
-        <w:br/>
-      </w:r>
-      <w:r>
-        <w:rPr>
-          <w:rStyle w:val="VerbatimChar"/>
-        </w:rPr>
-        <w:t xml:space="preserve">      유효기간 만료 전 90일 이내 갱신 절차 개시</w:t>
-      </w:r>
-    </w:p>
+    <w:tbl>
+      <w:tblPr>
+        <w:tblLook w:firstColumn="1" w:firstRow="1" w:lastColumn="0" w:lastRow="0" w:noHBand="0" w:noVBand="1" w:val="04A0"/>
+        <w:tblW w:w="8788" w:type="dxa"/>
+        <w:tblBorders>
+          <w:top w:val="single" w:sz="4" w:color="2E74B5" w:space="0"/>
+          <w:left w:val="single" w:sz="4" w:color="2E74B5" w:space="0"/>
+          <w:bottom w:val="single" w:sz="4" w:color="2E74B5" w:space="0"/>
+          <w:right w:val="single" w:sz="4" w:color="2E74B5" w:space="0"/>
+          <w:insideH w:val="single" w:sz="4" w:color="BDD7EE" w:space="0"/>
+          <w:insideV w:val="single" w:sz="2" w:color="D9D9D9" w:space="0"/>
+        </w:tblBorders>
+      </w:tblPr>
+      <w:tblGrid>
+        <w:gridCol w:w="8788"/>
+      </w:tblGrid>
+      <w:tr>
+        <w:tc>
+          <w:tcPr>
+            <w:tcW w:w="8788" w:type="dxa"/>
+            <w:tcMar>
+              <w:top w:w="80" w:type="dxa"/>
+              <w:left w:w="140" w:type="dxa"/>
+              <w:bottom w:w="80" w:type="dxa"/>
+              <w:right w:w="140" w:type="dxa"/>
+            </w:tcMar>
+          </w:tcPr>
+          <w:p>
+            <w:pPr>
+              <w:spacing w:before="0" w:after="0" w:line="240" w:lineRule="auto"/>
+            </w:pPr>
+            <w:r>
+              <w:rPr>
+                <w:rFonts w:ascii="Courier New" w:hAnsi="Courier New" w:eastAsia="NanumGothicCoding"/>
+                <w:sz w:val="18"/>
+                <w:szCs w:val="18"/>
+              </w:rPr>
+              <w:t xml:space="preserve">① 자격 요건 확인</w:t>
+            </w:r>
+          </w:p>
+          <w:p>
+            <w:pPr>
+              <w:spacing w:before="0" w:after="0" w:line="240" w:lineRule="auto"/>
+            </w:pPr>
+            <w:r>
+              <w:rPr>
+                <w:rFonts w:ascii="Courier New" w:hAnsi="Courier New" w:eastAsia="NanumGothicCoding"/>
+                <w:sz w:val="18"/>
+                <w:szCs w:val="18"/>
+              </w:rPr>
+              <w:t xml:space="preserve">   │  해당 규격/고객 요구사항 확인</w:t>
+            </w:r>
+          </w:p>
+          <w:p>
+            <w:pPr>
+              <w:spacing w:before="0" w:after="0" w:line="240" w:lineRule="auto"/>
+            </w:pPr>
+            <w:r>
+              <w:rPr>
+                <w:rFonts w:ascii="Courier New" w:hAnsi="Courier New" w:eastAsia="NanumGothicCoding"/>
+                <w:sz w:val="18"/>
+                <w:szCs w:val="18"/>
+              </w:rPr>
+              <w:t xml:space="preserve">   ▼</w:t>
+            </w:r>
+          </w:p>
+          <w:p>
+            <w:pPr>
+              <w:spacing w:before="0" w:after="0" w:line="240" w:lineRule="auto"/>
+            </w:pPr>
+            <w:r>
+              <w:rPr>
+                <w:rFonts w:ascii="Courier New" w:hAnsi="Courier New" w:eastAsia="NanumGothicCoding"/>
+                <w:sz w:val="18"/>
+                <w:szCs w:val="18"/>
+              </w:rPr>
+              <w:t xml:space="preserve">② 교육 이수</w:t>
+            </w:r>
+          </w:p>
+          <w:p>
+            <w:pPr>
+              <w:spacing w:before="0" w:after="0" w:line="240" w:lineRule="auto"/>
+            </w:pPr>
+            <w:r>
+              <w:rPr>
+                <w:rFonts w:ascii="Courier New" w:hAnsi="Courier New" w:eastAsia="NanumGothicCoding"/>
+                <w:sz w:val="18"/>
+                <w:szCs w:val="18"/>
+              </w:rPr>
+              <w:t xml:space="preserve">   │  이론 + 실기 교육 (내부 또는 외부 공인기관)</w:t>
+            </w:r>
+          </w:p>
+          <w:p>
+            <w:pPr>
+              <w:spacing w:before="0" w:after="0" w:line="240" w:lineRule="auto"/>
+            </w:pPr>
+            <w:r>
+              <w:rPr>
+                <w:rFonts w:ascii="Courier New" w:hAnsi="Courier New" w:eastAsia="NanumGothicCoding"/>
+                <w:sz w:val="18"/>
+                <w:szCs w:val="18"/>
+              </w:rPr>
+              <w:t xml:space="preserve">   ▼</w:t>
+            </w:r>
+          </w:p>
+          <w:p>
+            <w:pPr>
+              <w:spacing w:before="0" w:after="0" w:line="240" w:lineRule="auto"/>
+            </w:pPr>
+            <w:r>
+              <w:rPr>
+                <w:rFonts w:ascii="Courier New" w:hAnsi="Courier New" w:eastAsia="NanumGothicCoding"/>
+                <w:sz w:val="18"/>
+                <w:szCs w:val="18"/>
+              </w:rPr>
+              <w:t xml:space="preserve">③ 자격 시험</w:t>
+            </w:r>
+          </w:p>
+          <w:p>
+            <w:pPr>
+              <w:spacing w:before="0" w:after="0" w:line="240" w:lineRule="auto"/>
+            </w:pPr>
+            <w:r>
+              <w:rPr>
+                <w:rFonts w:ascii="Courier New" w:hAnsi="Courier New" w:eastAsia="NanumGothicCoding"/>
+                <w:sz w:val="18"/>
+                <w:szCs w:val="18"/>
+              </w:rPr>
+              <w:t xml:space="preserve">   │  필기시험 + 실기시험 (규격별 합격 기준 충족)</w:t>
+            </w:r>
+          </w:p>
+          <w:p>
+            <w:pPr>
+              <w:spacing w:before="0" w:after="0" w:line="240" w:lineRule="auto"/>
+            </w:pPr>
+            <w:r>
+              <w:rPr>
+                <w:rFonts w:ascii="Courier New" w:hAnsi="Courier New" w:eastAsia="NanumGothicCoding"/>
+                <w:sz w:val="18"/>
+                <w:szCs w:val="18"/>
+              </w:rPr>
+              <w:t xml:space="preserve">   ▼</w:t>
+            </w:r>
+          </w:p>
+          <w:p>
+            <w:pPr>
+              <w:spacing w:before="0" w:after="0" w:line="240" w:lineRule="auto"/>
+            </w:pPr>
+            <w:r>
+              <w:rPr>
+                <w:rFonts w:ascii="Courier New" w:hAnsi="Courier New" w:eastAsia="NanumGothicCoding"/>
+                <w:sz w:val="18"/>
+                <w:szCs w:val="18"/>
+              </w:rPr>
+              <w:t xml:space="preserve">④ 자격 인증서 발행</w:t>
+            </w:r>
+          </w:p>
+          <w:p>
+            <w:pPr>
+              <w:spacing w:before="0" w:after="0" w:line="240" w:lineRule="auto"/>
+            </w:pPr>
+            <w:r>
+              <w:rPr>
+                <w:rFonts w:ascii="Courier New" w:hAnsi="Courier New" w:eastAsia="NanumGothicCoding"/>
+                <w:sz w:val="18"/>
+                <w:szCs w:val="18"/>
+              </w:rPr>
+              <w:t xml:space="preserve">   │  QMR 또는 공인기관 서명</w:t>
+            </w:r>
+          </w:p>
+          <w:p>
+            <w:pPr>
+              <w:spacing w:before="0" w:after="0" w:line="240" w:lineRule="auto"/>
+            </w:pPr>
+            <w:r>
+              <w:rPr>
+                <w:rFonts w:ascii="Courier New" w:hAnsi="Courier New" w:eastAsia="NanumGothicCoding"/>
+                <w:sz w:val="18"/>
+                <w:szCs w:val="18"/>
+              </w:rPr>
+              <w:t xml:space="preserve">   ▼</w:t>
+            </w:r>
+          </w:p>
+          <w:p>
+            <w:pPr>
+              <w:spacing w:before="0" w:after="0" w:line="240" w:lineRule="auto"/>
+            </w:pPr>
+            <w:r>
+              <w:rPr>
+                <w:rFonts w:ascii="Courier New" w:hAnsi="Courier New" w:eastAsia="NanumGothicCoding"/>
+                <w:sz w:val="18"/>
+                <w:szCs w:val="18"/>
+              </w:rPr>
+              <w:t xml:space="preserve">⑤ 자격 관리 대장 등록</w:t>
+            </w:r>
+          </w:p>
+          <w:p>
+            <w:pPr>
+              <w:spacing w:before="0" w:after="0" w:line="240" w:lineRule="auto"/>
+            </w:pPr>
+            <w:r>
+              <w:rPr>
+                <w:rFonts w:ascii="Courier New" w:hAnsi="Courier New" w:eastAsia="NanumGothicCoding"/>
+                <w:sz w:val="18"/>
+                <w:szCs w:val="18"/>
+              </w:rPr>
+              <w:t xml:space="preserve">   │  유효기간, 갱신일, 수행실적 기록</w:t>
+            </w:r>
+          </w:p>
+          <w:p>
+            <w:pPr>
+              <w:spacing w:before="0" w:after="0" w:line="240" w:lineRule="auto"/>
+            </w:pPr>
+            <w:r>
+              <w:rPr>
+                <w:rFonts w:ascii="Courier New" w:hAnsi="Courier New" w:eastAsia="NanumGothicCoding"/>
+                <w:sz w:val="18"/>
+                <w:szCs w:val="18"/>
+              </w:rPr>
+              <w:t xml:space="preserve">   ▼</w:t>
+            </w:r>
+          </w:p>
+          <w:p>
+            <w:pPr>
+              <w:spacing w:before="0" w:after="0" w:line="240" w:lineRule="auto"/>
+            </w:pPr>
+            <w:r>
+              <w:rPr>
+                <w:rFonts w:ascii="Courier New" w:hAnsi="Courier New" w:eastAsia="NanumGothicCoding"/>
+                <w:sz w:val="18"/>
+                <w:szCs w:val="18"/>
+              </w:rPr>
+              <w:t xml:space="preserve">⑥ 정기 갱신/재자격</w:t>
+            </w:r>
+          </w:p>
+          <w:p>
+            <w:pPr>
+              <w:spacing w:before="0" w:after="0" w:line="240" w:lineRule="auto"/>
+            </w:pPr>
+            <w:r>
+              <w:rPr>
+                <w:rFonts w:ascii="Courier New" w:hAnsi="Courier New" w:eastAsia="NanumGothicCoding"/>
+                <w:sz w:val="18"/>
+                <w:szCs w:val="18"/>
+              </w:rPr>
+              <w:t xml:space="preserve">      유효기간 만료 전 90일 이내 갱신 절차 개시</w:t>
+            </w:r>
+          </w:p>
+        </w:tc>
+      </w:tr>
+    </w:tbl>
     <w:bookmarkEnd w:id="32"/>
     <w:bookmarkStart w:id="33" w:name="자격-만료-관리"/>
     <w:p>
@@ -5896,7 +5862,7 @@
         </w:trPr>
         <w:tc>
           <w:tcPr>
-            <w:tcW w:w="2460" w:type="dxa"/>
+            <w:tcW w:w="1878" w:type="dxa"/>
             <w:tcMar>
               <w:top w:w="60" w:type="dxa"/>
               <w:left w:w="120" w:type="dxa"/>
@@ -5917,7 +5883,7 @@
         </w:tc>
         <w:tc>
           <w:tcPr>
-            <w:tcW w:w="6328" w:type="dxa"/>
+            <w:tcW w:w="6910" w:type="dxa"/>
             <w:tcMar>
               <w:top w:w="60" w:type="dxa"/>
               <w:left w:w="120" w:type="dxa"/>
@@ -5939,9 +5905,7 @@
       </w:tr>
       <w:tr>
         <w:tc>
-          <w:tcPr>
-            <w:tcW w:w="2460" w:type="dxa"/>
-          </w:tcPr>
+          <w:tcPr/>
           <w:p>
             <w:pPr>
               <w:pStyle w:val="Compact"/>
@@ -5953,7 +5917,7 @@
         </w:tc>
         <w:tc>
           <w:tcPr>
-            <w:tcW w:w="6328" w:type="dxa"/>
+            <w:tcW w:w="6910" w:type="dxa"/>
             <w:tcMar>
               <w:top w:w="60" w:type="dxa"/>
               <w:left w:w="120" w:type="dxa"/>
@@ -6002,6 +5966,7 @@
         </w:tc>
         <w:tc>
           <w:tcPr>
+            <w:tcW w:w="6910" w:type="dxa"/>
             <w:tcMar>
               <w:top w:w="60" w:type="dxa"/>
               <w:left w:w="120" w:type="dxa"/>
@@ -6046,9 +6011,7 @@
           </w:p>
         </w:tc>
         <w:tc>
-          <w:tcPr>
-            <w:tcW w:w="6328" w:type="dxa"/>
-          </w:tcPr>
+          <w:tcPr/>
           <w:p>
             <w:pPr>
               <w:pStyle w:val="Compact"/>
@@ -6062,7 +6025,6 @@
       <w:tr>
         <w:tc>
           <w:tcPr>
-            <w:tcW w:w="2460" w:type="dxa"/>
             <w:tcMar>
               <w:top w:w="60" w:type="dxa"/>
               <w:left w:w="120" w:type="dxa"/>
@@ -6081,10 +6043,19 @@
           </w:p>
         </w:tc>
         <w:tc>
-          <w:tcPr/>
-          <w:p>
-            <w:pPr>
-              <w:pStyle w:val="Compact"/>
+          <w:tcPr>
+            <w:tcW w:w="6910" w:type="dxa"/>
+            <w:tcMar>
+              <w:top w:w="60" w:type="dxa"/>
+              <w:left w:w="120" w:type="dxa"/>
+              <w:bottom w:w="60" w:type="dxa"/>
+              <w:right w:w="120" w:type="dxa"/>
+            </w:tcMar>
+          </w:tcPr>
+          <w:p>
+            <w:pPr>
+              <w:pStyle w:val="Compact"/>
+              <w:wordWrap w:val="1"/>
             </w:pPr>
             <w:r>
               <w:t xml:space="preserve">6개월 이상 해당 공정 미수행 시 재자격 시험 필요</w:t>
@@ -6094,18 +6065,10 @@
       </w:tr>
       <w:tr>
         <w:tc>
-          <w:tcPr>
-            <w:tcMar>
-              <w:top w:w="60" w:type="dxa"/>
-              <w:left w:w="120" w:type="dxa"/>
-              <w:bottom w:w="60" w:type="dxa"/>
-              <w:right w:w="120" w:type="dxa"/>
-            </w:tcMar>
-          </w:tcPr>
-          <w:p>
-            <w:pPr>
-              <w:pStyle w:val="Compact"/>
-              <w:wordWrap w:val="1"/>
+          <w:tcPr/>
+          <w:p>
+            <w:pPr>
+              <w:pStyle w:val="Compact"/>
             </w:pPr>
             <w:r>
               <w:t xml:space="preserve">자격 정지</w:t>
@@ -6175,7 +6138,7 @@
         </w:trPr>
         <w:tc>
           <w:tcPr>
-            <w:tcW w:w="2460" w:type="dxa"/>
+            <w:tcW w:w="1683" w:type="dxa"/>
             <w:tcMar>
               <w:top w:w="60" w:type="dxa"/>
               <w:left w:w="120" w:type="dxa"/>
@@ -6196,7 +6159,7 @@
         </w:tc>
         <w:tc>
           <w:tcPr>
-            <w:tcW w:w="6328" w:type="dxa"/>
+            <w:tcW w:w="7105" w:type="dxa"/>
             <w:tcMar>
               <w:top w:w="60" w:type="dxa"/>
               <w:left w:w="120" w:type="dxa"/>
@@ -6218,9 +6181,7 @@
       </w:tr>
       <w:tr>
         <w:tc>
-          <w:tcPr>
-            <w:tcW w:w="2460" w:type="dxa"/>
-          </w:tcPr>
+          <w:tcPr/>
           <w:p>
             <w:pPr>
               <w:pStyle w:val="Compact"/>
@@ -6232,7 +6193,7 @@
         </w:tc>
         <w:tc>
           <w:tcPr>
-            <w:tcW w:w="6328" w:type="dxa"/>
+            <w:tcW w:w="7105" w:type="dxa"/>
             <w:tcMar>
               <w:top w:w="60" w:type="dxa"/>
               <w:left w:w="120" w:type="dxa"/>
@@ -6265,6 +6226,7 @@
         </w:tc>
         <w:tc>
           <w:tcPr>
+            <w:tcW w:w="7105" w:type="dxa"/>
             <w:tcMar>
               <w:top w:w="60" w:type="dxa"/>
               <w:left w:w="120" w:type="dxa"/>
@@ -6296,9 +6258,7 @@
           </w:p>
         </w:tc>
         <w:tc>
-          <w:tcPr>
-            <w:tcW w:w="6328" w:type="dxa"/>
-          </w:tcPr>
+          <w:tcPr/>
           <w:p>
             <w:pPr>
               <w:pStyle w:val="Compact"/>
@@ -6311,19 +6271,10 @@
       </w:tr>
       <w:tr>
         <w:tc>
-          <w:tcPr>
-            <w:tcW w:w="2460" w:type="dxa"/>
-            <w:tcMar>
-              <w:top w:w="60" w:type="dxa"/>
-              <w:left w:w="120" w:type="dxa"/>
-              <w:bottom w:w="60" w:type="dxa"/>
-              <w:right w:w="120" w:type="dxa"/>
-            </w:tcMar>
-          </w:tcPr>
-          <w:p>
-            <w:pPr>
-              <w:pStyle w:val="Compact"/>
-              <w:wordWrap w:val="1"/>
+          <w:tcPr/>
+          <w:p>
+            <w:pPr>
+              <w:pStyle w:val="Compact"/>
             </w:pPr>
             <w:r>
               <w:t xml:space="preserve">인증일</w:t>
@@ -6331,10 +6282,19 @@
           </w:p>
         </w:tc>
         <w:tc>
-          <w:tcPr/>
-          <w:p>
-            <w:pPr>
-              <w:pStyle w:val="Compact"/>
+          <w:tcPr>
+            <w:tcW w:w="7105" w:type="dxa"/>
+            <w:tcMar>
+              <w:top w:w="60" w:type="dxa"/>
+              <w:left w:w="120" w:type="dxa"/>
+              <w:bottom w:w="60" w:type="dxa"/>
+              <w:right w:w="120" w:type="dxa"/>
+            </w:tcMar>
+          </w:tcPr>
+          <w:p>
+            <w:pPr>
+              <w:pStyle w:val="Compact"/>
+              <w:wordWrap w:val="1"/>
             </w:pPr>
             <w:r>
               <w:t xml:space="preserve">최초 인증 또는 최근 갱신일</w:t>
@@ -6416,18 +6376,10 @@
       </w:tr>
       <w:tr>
         <w:tc>
-          <w:tcPr>
-            <w:tcMar>
-              <w:top w:w="60" w:type="dxa"/>
-              <w:left w:w="120" w:type="dxa"/>
-              <w:bottom w:w="60" w:type="dxa"/>
-              <w:right w:w="120" w:type="dxa"/>
-            </w:tcMar>
-          </w:tcPr>
-          <w:p>
-            <w:pPr>
-              <w:pStyle w:val="Compact"/>
-              <w:wordWrap w:val="1"/>
+          <w:tcPr/>
+          <w:p>
+            <w:pPr>
+              <w:pStyle w:val="Compact"/>
             </w:pPr>
             <w:r>
               <w:t xml:space="preserve">비고</w:t>
@@ -6435,18 +6387,10 @@
           </w:p>
         </w:tc>
         <w:tc>
-          <w:tcPr>
-            <w:tcMar>
-              <w:top w:w="60" w:type="dxa"/>
-              <w:left w:w="120" w:type="dxa"/>
-              <w:bottom w:w="60" w:type="dxa"/>
-              <w:right w:w="120" w:type="dxa"/>
-            </w:tcMar>
-          </w:tcPr>
-          <w:p>
-            <w:pPr>
-              <w:pStyle w:val="Compact"/>
-              <w:wordWrap w:val="1"/>
+          <w:tcPr/>
+          <w:p>
+            <w:pPr>
+              <w:pStyle w:val="Compact"/>
             </w:pPr>
             <w:r>
               <w:t xml:space="preserve">정지/제한 사항 등</w:t>
@@ -6995,10 +6939,18 @@
           </w:p>
         </w:tc>
         <w:tc>
-          <w:tcPr/>
-          <w:p>
-            <w:pPr>
-              <w:pStyle w:val="Compact"/>
+          <w:tcPr>
+            <w:tcMar>
+              <w:top w:w="60" w:type="dxa"/>
+              <w:left w:w="120" w:type="dxa"/>
+              <w:bottom w:w="60" w:type="dxa"/>
+              <w:right w:w="120" w:type="dxa"/>
+            </w:tcMar>
+          </w:tcPr>
+          <w:p>
+            <w:pPr>
+              <w:pStyle w:val="Compact"/>
+              <w:wordWrap w:val="1"/>
             </w:pPr>
             <w:r>
               <w:t xml:space="preserve">연 1회</w:t>
@@ -7248,18 +7200,10 @@
           </w:p>
         </w:tc>
         <w:tc>
-          <w:tcPr>
-            <w:tcMar>
-              <w:top w:w="60" w:type="dxa"/>
-              <w:left w:w="120" w:type="dxa"/>
-              <w:bottom w:w="60" w:type="dxa"/>
-              <w:right w:w="120" w:type="dxa"/>
-            </w:tcMar>
-          </w:tcPr>
-          <w:p>
-            <w:pPr>
-              <w:pStyle w:val="Compact"/>
-              <w:wordWrap w:val="1"/>
+          <w:tcPr/>
+          <w:p>
+            <w:pPr>
+              <w:pStyle w:val="Compact"/>
             </w:pPr>
             <w:r>
               <w:t xml:space="preserve">인원별 관리</w:t>
@@ -7302,18 +7246,10 @@
           </w:p>
         </w:tc>
         <w:tc>
-          <w:tcPr>
-            <w:tcMar>
-              <w:top w:w="60" w:type="dxa"/>
-              <w:left w:w="120" w:type="dxa"/>
-              <w:bottom w:w="60" w:type="dxa"/>
-              <w:right w:w="120" w:type="dxa"/>
-            </w:tcMar>
-          </w:tcPr>
-          <w:p>
-            <w:pPr>
-              <w:pStyle w:val="Compact"/>
-              <w:wordWrap w:val="1"/>
+          <w:tcPr/>
+          <w:p>
+            <w:pPr>
+              <w:pStyle w:val="Compact"/>
             </w:pPr>
           </w:p>
         </w:tc>
@@ -7353,18 +7289,10 @@
           </w:p>
         </w:tc>
         <w:tc>
-          <w:tcPr>
-            <w:tcMar>
-              <w:top w:w="60" w:type="dxa"/>
-              <w:left w:w="120" w:type="dxa"/>
-              <w:bottom w:w="60" w:type="dxa"/>
-              <w:right w:w="120" w:type="dxa"/>
-            </w:tcMar>
-          </w:tcPr>
-          <w:p>
-            <w:pPr>
-              <w:pStyle w:val="Compact"/>
-              <w:wordWrap w:val="1"/>
+          <w:tcPr/>
+          <w:p>
+            <w:pPr>
+              <w:pStyle w:val="Compact"/>
             </w:pPr>
             <w:r>
               <w:t xml:space="preserve">과목별 관리</w:t>
@@ -7407,18 +7335,10 @@
           </w:p>
         </w:tc>
         <w:tc>
-          <w:tcPr>
-            <w:tcMar>
-              <w:top w:w="60" w:type="dxa"/>
-              <w:left w:w="120" w:type="dxa"/>
-              <w:bottom w:w="60" w:type="dxa"/>
-              <w:right w:w="120" w:type="dxa"/>
-            </w:tcMar>
-          </w:tcPr>
-          <w:p>
-            <w:pPr>
-              <w:pStyle w:val="Compact"/>
-              <w:wordWrap w:val="1"/>
+          <w:tcPr/>
+          <w:p>
+            <w:pPr>
+              <w:pStyle w:val="Compact"/>
             </w:pPr>
             <w:r>
               <w:t xml:space="preserve">항공우주 요건</w:t>
@@ -7461,18 +7381,10 @@
           </w:p>
         </w:tc>
         <w:tc>
-          <w:tcPr>
-            <w:tcMar>
-              <w:top w:w="60" w:type="dxa"/>
-              <w:left w:w="120" w:type="dxa"/>
-              <w:bottom w:w="60" w:type="dxa"/>
-              <w:right w:w="120" w:type="dxa"/>
-            </w:tcMar>
-          </w:tcPr>
-          <w:p>
-            <w:pPr>
-              <w:pStyle w:val="Compact"/>
-              <w:wordWrap w:val="1"/>
+          <w:tcPr/>
+          <w:p>
+            <w:pPr>
+              <w:pStyle w:val="Compact"/>
             </w:pPr>
             <w:r>
               <w:t xml:space="preserve">월 1회 갱신</w:t>
@@ -7515,18 +7427,10 @@
           </w:p>
         </w:tc>
         <w:tc>
-          <w:tcPr>
-            <w:tcMar>
-              <w:top w:w="60" w:type="dxa"/>
-              <w:left w:w="120" w:type="dxa"/>
-              <w:bottom w:w="60" w:type="dxa"/>
-              <w:right w:w="120" w:type="dxa"/>
-            </w:tcMar>
-          </w:tcPr>
-          <w:p>
-            <w:pPr>
-              <w:pStyle w:val="Compact"/>
-              <w:wordWrap w:val="1"/>
+          <w:tcPr/>
+          <w:p>
+            <w:pPr>
+              <w:pStyle w:val="Compact"/>
             </w:pPr>
           </w:p>
         </w:tc>
@@ -7566,14 +7470,12 @@
         </w:trPr>
         <w:tc>
           <w:tcPr>
-            <w:tcW w:w="2460" w:type="dxa"/>
-            <w:tcMar>
-              <w:top w:w="60" w:type="dxa"/>
-              <w:left w:w="120" w:type="dxa"/>
-              <w:bottom w:w="60" w:type="dxa"/>
-              <w:right w:w="120" w:type="dxa"/>
-            </w:tcMar>
-            <w:shd w:val="clear" w:color="auto" w:fill="DEEAF1"/>
+            <w:tcMar>
+              <w:top w:w="60" w:type="dxa"/>
+              <w:left w:w="120" w:type="dxa"/>
+              <w:bottom w:w="60" w:type="dxa"/>
+              <w:right w:w="120" w:type="dxa"/>
+            </w:tcMar>
           </w:tcPr>
           <w:p>
             <w:pPr>
@@ -7587,14 +7489,12 @@
         </w:tc>
         <w:tc>
           <w:tcPr>
-            <w:tcW w:w="6328" w:type="dxa"/>
-            <w:tcMar>
-              <w:top w:w="60" w:type="dxa"/>
-              <w:left w:w="120" w:type="dxa"/>
-              <w:bottom w:w="60" w:type="dxa"/>
-              <w:right w:w="120" w:type="dxa"/>
-            </w:tcMar>
-            <w:shd w:val="clear" w:color="auto" w:fill="DEEAF1"/>
+            <w:tcMar>
+              <w:top w:w="60" w:type="dxa"/>
+              <w:left w:w="120" w:type="dxa"/>
+              <w:bottom w:w="60" w:type="dxa"/>
+              <w:right w:w="120" w:type="dxa"/>
+            </w:tcMar>
           </w:tcPr>
           <w:p>
             <w:pPr>
@@ -7609,9 +7509,7 @@
       </w:tr>
       <w:tr>
         <w:tc>
-          <w:tcPr>
-            <w:tcW w:w="2460" w:type="dxa"/>
-          </w:tcPr>
+          <w:tcPr/>
           <w:p>
             <w:pPr>
               <w:pStyle w:val="Compact"/>
@@ -7623,7 +7521,6 @@
         </w:tc>
         <w:tc>
           <w:tcPr>
-            <w:tcW w:w="6328" w:type="dxa"/>
             <w:tcMar>
               <w:top w:w="60" w:type="dxa"/>
               <w:left w:w="120" w:type="dxa"/>
@@ -7687,9 +7584,7 @@
           </w:p>
         </w:tc>
         <w:tc>
-          <w:tcPr>
-            <w:tcW w:w="6328" w:type="dxa"/>
-          </w:tcPr>
+          <w:tcPr/>
           <w:p>
             <w:pPr>
               <w:pStyle w:val="Compact"/>
@@ -7702,19 +7597,10 @@
       </w:tr>
       <w:tr>
         <w:tc>
-          <w:tcPr>
-            <w:tcW w:w="2460" w:type="dxa"/>
-            <w:tcMar>
-              <w:top w:w="60" w:type="dxa"/>
-              <w:left w:w="120" w:type="dxa"/>
-              <w:bottom w:w="60" w:type="dxa"/>
-              <w:right w:w="120" w:type="dxa"/>
-            </w:tcMar>
-          </w:tcPr>
-          <w:p>
-            <w:pPr>
-              <w:pStyle w:val="Compact"/>
-              <w:wordWrap w:val="1"/>
+          <w:tcPr/>
+          <w:p>
+            <w:pPr>
+              <w:pStyle w:val="Compact"/>
             </w:pPr>
             <w:r>
               <w:t xml:space="preserve">QP-819</w:t>
@@ -7903,18 +7789,10 @@
       </w:tr>
       <w:tr>
         <w:tc>
-          <w:tcPr>
-            <w:tcMar>
-              <w:top w:w="60" w:type="dxa"/>
-              <w:left w:w="120" w:type="dxa"/>
-              <w:bottom w:w="60" w:type="dxa"/>
-              <w:right w:w="120" w:type="dxa"/>
-            </w:tcMar>
-          </w:tcPr>
-          <w:p>
-            <w:pPr>
-              <w:pStyle w:val="Compact"/>
-              <w:wordWrap w:val="1"/>
+          <w:tcPr/>
+          <w:p>
+            <w:pPr>
+              <w:pStyle w:val="Compact"/>
             </w:pPr>
             <w:r>
               <w:t xml:space="preserve">F-703-07</w:t>
@@ -7922,18 +7800,10 @@
           </w:p>
         </w:tc>
         <w:tc>
-          <w:tcPr>
-            <w:tcMar>
-              <w:top w:w="60" w:type="dxa"/>
-              <w:left w:w="120" w:type="dxa"/>
-              <w:bottom w:w="60" w:type="dxa"/>
-              <w:right w:w="120" w:type="dxa"/>
-            </w:tcMar>
-          </w:tcPr>
-          <w:p>
-            <w:pPr>
-              <w:pStyle w:val="Compact"/>
-              <w:wordWrap w:val="1"/>
+          <w:tcPr/>
+          <w:p>
+            <w:pPr>
+              <w:pStyle w:val="Compact"/>
             </w:pPr>
             <w:r>
               <w:t xml:space="preserve">교육훈련 니즈 분석서 (TNA)</w:t>
@@ -8435,8 +8305,8 @@
     <w:rPrDefault>
       <w:rPr>
         <w:rFonts w:asciiTheme="minorHAnsi" w:cstheme="minorBidi" w:eastAsiaTheme="minorEastAsia" w:hAnsiTheme="minorHAnsi"/>
-        <w:sz w:val="24"/>
-        <w:szCs w:val="24"/>
+        <w:sz w:val="20"/>
+        <w:szCs w:val="20"/>
         <w:lang w:bidi="ar-SA" w:eastAsia="zh-CN" w:val="en-US"/>
       </w:rPr>
     </w:rPrDefault>
@@ -8504,8 +8374,8 @@
     </w:pPr>
     <w:rPr>
       <w:rFonts w:asciiTheme="majorHAnsi" w:cstheme="majorBidi" w:eastAsiaTheme="majorEastAsia" w:hAnsiTheme="majorHAnsi"/>
-      <w:sz w:val="56"/>
-      <w:szCs w:val="56"/>
+      <w:sz w:val="44"/>
+      <w:szCs w:val="44"/>
     </w:rPr>
   </w:style>
   <w:style w:customStyle="1" w:styleId="TitleChar" w:type="character">
@@ -8516,8 +8386,8 @@
     <w:rsid w:val="00A10FD9"/>
     <w:rPr>
       <w:rFonts w:asciiTheme="majorHAnsi" w:cstheme="majorBidi" w:eastAsiaTheme="majorEastAsia" w:hAnsiTheme="majorHAnsi"/>
-      <w:sz w:val="56"/>
-      <w:szCs w:val="56"/>
+      <w:sz w:val="44"/>
+      <w:szCs w:val="44"/>
     </w:rPr>
   </w:style>
   <w:style w:styleId="Subtitle" w:type="paragraph">
@@ -8639,8 +8509,8 @@
     <w:rPr>
       <w:rFonts w:asciiTheme="majorHAnsi" w:cstheme="majorBidi" w:eastAsiaTheme="majorEastAsia" w:hAnsiTheme="majorHAnsi"/>
       <w:color w:themeColor="accent1" w:themeShade="BF" w:val="0F4761"/>
-      <w:sz w:val="40"/>
-      <w:szCs w:val="40"/>
+      <w:sz w:val="32"/>
+      <w:szCs w:val="32"/>
     </w:rPr>
   </w:style>
   <w:style w:styleId="Heading2" w:type="paragraph">
@@ -8830,8 +8700,8 @@
     <w:rPr>
       <w:rFonts w:asciiTheme="majorHAnsi" w:cstheme="majorBidi" w:eastAsiaTheme="majorEastAsia" w:hAnsiTheme="majorHAnsi"/>
       <w:color w:themeColor="accent1" w:themeShade="BF" w:val="0F4761"/>
-      <w:sz w:val="40"/>
-      <w:szCs w:val="40"/>
+      <w:sz w:val="32"/>
+      <w:szCs w:val="32"/>
     </w:rPr>
   </w:style>
   <w:style w:customStyle="1" w:styleId="Heading2Char" w:type="character">
